--- a/Docs/DCITP1A04_Group4_Rex_reflection.docx
+++ b/Docs/DCITP1A04_Group4_Rex_reflection.docx
@@ -1,6 +1,6 @@
 
 <file path=word/document.xml><?xml version="1.0" encoding="utf-8"?>
-<w:document xmlns:wpc="http://schemas.microsoft.com/office/word/2010/wordprocessingCanvas" xmlns:cx="http://schemas.microsoft.com/office/drawing/2014/chartex" xmlns:cx1="http://schemas.microsoft.com/office/drawing/2015/9/8/chartex" xmlns:cx2="http://schemas.microsoft.com/office/drawing/2015/10/21/chartex" xmlns:cx3="http://schemas.microsoft.com/office/drawing/2016/5/9/chartex" xmlns:cx4="http://schemas.microsoft.com/office/drawing/2016/5/10/chartex" xmlns:cx5="http://schemas.microsoft.com/office/drawing/2016/5/11/chartex" xmlns:cx6="http://schemas.microsoft.com/office/drawing/2016/5/12/chartex" xmlns:cx7="http://schemas.microsoft.com/office/drawing/2016/5/13/chartex" xmlns:cx8="http://schemas.microsoft.com/office/drawing/2016/5/14/chartex" xmlns:mc="http://schemas.openxmlformats.org/markup-compatibility/2006" xmlns:aink="http://schemas.microsoft.com/office/drawing/2016/ink" xmlns:am3d="http://schemas.microsoft.com/office/drawing/2017/model3d" xmlns:o="urn:schemas-microsoft-com:office:office" xmlns:oel="http://schemas.microsoft.com/office/2019/extlst" xmlns:r="http://schemas.openxmlformats.org/officeDocument/2006/relationships" xmlns:m="http://schemas.openxmlformats.org/officeDocument/2006/math" xmlns:v="urn:schemas-microsoft-com:vml" xmlns:wp14="http://schemas.microsoft.com/office/word/2010/wordprocessingDrawing" xmlns:wp="http://schemas.openxmlformats.org/drawingml/2006/wordprocessingDrawing" xmlns:w10="urn:schemas-microsoft-com:office:word" xmlns:w="http://schemas.openxmlformats.org/wordprocessingml/2006/main" xmlns:w14="http://schemas.microsoft.com/office/word/2010/wordml" xmlns:w15="http://schemas.microsoft.com/office/word/2012/wordml" xmlns:w16cex="http://schemas.microsoft.com/office/word/2018/wordml/cex" xmlns:w16cid="http://schemas.microsoft.com/office/word/2016/wordml/cid" xmlns:w16="http://schemas.microsoft.com/office/word/2018/wordml" xmlns:w16du="http://schemas.microsoft.com/office/word/2023/wordml/word16du" xmlns:w16sdtdh="http://schemas.microsoft.com/office/word/2020/wordml/sdtdatahash" xmlns:w16sdtfl="http://schemas.microsoft.com/office/word/2024/wordml/sdtformatlock" xmlns:w16se="http://schemas.microsoft.com/office/word/2015/wordml/symex" xmlns:wpg="http://schemas.microsoft.com/office/word/2010/wordprocessingGroup" xmlns:wpi="http://schemas.microsoft.com/office/word/2010/wordprocessingInk" xmlns:wne="http://schemas.microsoft.com/office/word/2006/wordml" xmlns:wps="http://schemas.microsoft.com/office/word/2010/wordprocessingShape" mc:Ignorable="w14 w15 w16se w16cid w16 w16cex w16sdtdh w16sdtfl w16du wp14">
+<w:document xmlns:wpc="http://schemas.microsoft.com/office/word/2010/wordprocessingCanvas" xmlns:cx="http://schemas.microsoft.com/office/drawing/2014/chartex" xmlns:cx1="http://schemas.microsoft.com/office/drawing/2015/9/8/chartex" xmlns:cx2="http://schemas.microsoft.com/office/drawing/2015/10/21/chartex" xmlns:cx3="http://schemas.microsoft.com/office/drawing/2016/5/9/chartex" xmlns:cx4="http://schemas.microsoft.com/office/drawing/2016/5/10/chartex" xmlns:cx5="http://schemas.microsoft.com/office/drawing/2016/5/11/chartex" xmlns:cx6="http://schemas.microsoft.com/office/drawing/2016/5/12/chartex" xmlns:cx7="http://schemas.microsoft.com/office/drawing/2016/5/13/chartex" xmlns:cx8="http://schemas.microsoft.com/office/drawing/2016/5/14/chartex" xmlns:mc="http://schemas.openxmlformats.org/markup-compatibility/2006" xmlns:aink="http://schemas.microsoft.com/office/drawing/2016/ink" xmlns:am3d="http://schemas.microsoft.com/office/drawing/2017/model3d" xmlns:o="urn:schemas-microsoft-com:office:office" xmlns:oel="http://schemas.microsoft.com/office/2019/extlst" xmlns:r="http://schemas.openxmlformats.org/officeDocument/2006/relationships" xmlns:m="http://schemas.openxmlformats.org/officeDocument/2006/math" xmlns:v="urn:schemas-microsoft-com:vml" xmlns:wp14="http://schemas.microsoft.com/office/word/2010/wordprocessingDrawing" xmlns:wp="http://schemas.openxmlformats.org/drawingml/2006/wordprocessingDrawing" xmlns:w10="urn:schemas-microsoft-com:office:word" xmlns:w="http://schemas.openxmlformats.org/wordprocessingml/2006/main" xmlns:w14="http://schemas.microsoft.com/office/word/2010/wordml" xmlns:w15="http://schemas.microsoft.com/office/word/2012/wordml" xmlns:w16cei="http://schemas.microsoft.com/office/word/2026/wordml/cei" xmlns:w16cex="http://schemas.microsoft.com/office/word/2018/wordml/cex" xmlns:w16cid="http://schemas.microsoft.com/office/word/2016/wordml/cid" xmlns:w16="http://schemas.microsoft.com/office/word/2018/wordml" xmlns:w16du="http://schemas.microsoft.com/office/word/2023/wordml/word16du" xmlns:w16sdtdh="http://schemas.microsoft.com/office/word/2020/wordml/sdtdatahash" xmlns:w16sdtfl="http://schemas.microsoft.com/office/word/2024/wordml/sdtformatlock" xmlns:w16se="http://schemas.microsoft.com/office/word/2015/wordml/symex" xmlns:wpg="http://schemas.microsoft.com/office/word/2010/wordprocessingGroup" xmlns:wpi="http://schemas.microsoft.com/office/word/2010/wordprocessingInk" xmlns:wne="http://schemas.microsoft.com/office/word/2006/wordml" xmlns:wps="http://schemas.microsoft.com/office/word/2010/wordprocessingShape" mc:Ignorable="w14 w15 w16se w16cid w16 w16cex w16sdtdh w16sdtfl w16du wp14">
   <w:body>
     <w:p>
       <w:pPr>
@@ -917,7 +917,7 @@
         <w:tblLook w:val="04A0" w:firstRow="1" w:lastRow="0" w:firstColumn="1" w:lastColumn="0" w:noHBand="0" w:noVBand="1"/>
       </w:tblPr>
       <w:tblGrid>
-        <w:gridCol w:w="11009"/>
+        <w:gridCol w:w="11054"/>
       </w:tblGrid>
       <w:tr>
         <w:trPr>
@@ -930,170 +930,133 @@
           <w:p>
             <w:pPr>
               <w:rPr>
-                <w:i/>
-                <w:iCs/>
+                <w:sz w:val="20"/>
+                <w:szCs w:val="20"/>
+              </w:rPr>
+            </w:pPr>
+            <w:r>
+              <w:rPr>
                 <w:sz w:val="18"/>
                 <w:szCs w:val="18"/>
               </w:rPr>
-            </w:pPr>
-            <w:r>
-              <w:rPr>
-                <w:sz w:val="18"/>
-                <w:szCs w:val="18"/>
-              </w:rPr>
               <w:t xml:space="preserve"> </w:t>
             </w:r>
             <w:r>
               <w:rPr>
-                <w:i/>
-                <w:iCs/>
-                <w:sz w:val="18"/>
-                <w:szCs w:val="18"/>
+                <w:sz w:val="20"/>
+                <w:szCs w:val="20"/>
               </w:rPr>
               <w:t xml:space="preserve">During the creation of the </w:t>
             </w:r>
             <w:proofErr w:type="spellStart"/>
             <w:r>
               <w:rPr>
-                <w:i/>
-                <w:iCs/>
-                <w:sz w:val="18"/>
-                <w:szCs w:val="18"/>
+                <w:sz w:val="20"/>
+                <w:szCs w:val="20"/>
               </w:rPr>
               <w:t>SPfit</w:t>
             </w:r>
             <w:proofErr w:type="spellEnd"/>
             <w:r>
               <w:rPr>
-                <w:i/>
-                <w:iCs/>
-                <w:sz w:val="18"/>
-                <w:szCs w:val="18"/>
-              </w:rPr>
-              <w:t xml:space="preserve"> website, there were various adjustments towards the initial idea. This involved the replacement of intended complicated animations with simpler transitions. Such motifs as cards, carousel, and other Bootstrap-specific instruments allowed reducing complexity and saving time and effort on development. As a result, the website became easier to </w:t>
-            </w:r>
-          </w:p>
-          <w:p>
-            <w:pPr>
-              <w:rPr>
-                <w:i/>
-                <w:iCs/>
-                <w:sz w:val="18"/>
-                <w:szCs w:val="18"/>
-              </w:rPr>
-            </w:pPr>
-            <w:r>
-              <w:rPr>
-                <w:i/>
-                <w:iCs/>
-                <w:sz w:val="18"/>
-                <w:szCs w:val="18"/>
-              </w:rPr>
-              <w:t>navigate, lighter in terms of performance, and completed within a shorter timeframe.</w:t>
+                <w:sz w:val="20"/>
+                <w:szCs w:val="20"/>
+              </w:rPr>
+              <w:t xml:space="preserve"> website, there were various adjustments towards the initial idea. This involved the replacement of intended complicated animations with simpler transitions. Such motifs as cards, carousel, and other Bootstrap-specific instruments allowed reducing complexity and saving time and effort on development. As a result, the website became easier </w:t>
+            </w:r>
+            <w:r>
+              <w:rPr>
+                <w:sz w:val="20"/>
+                <w:szCs w:val="20"/>
+              </w:rPr>
+              <w:t>to navigate</w:t>
+            </w:r>
+            <w:r>
+              <w:rPr>
+                <w:sz w:val="20"/>
+                <w:szCs w:val="20"/>
+              </w:rPr>
+              <w:t>, lighter in terms of performance, and completed within a shorter timeframe.</w:t>
             </w:r>
           </w:p>
           <w:p>
             <w:pPr>
               <w:pStyle w:val="ListParagraph"/>
               <w:rPr>
-                <w:i/>
-                <w:iCs/>
-                <w:sz w:val="18"/>
-                <w:szCs w:val="18"/>
+                <w:sz w:val="20"/>
+                <w:szCs w:val="20"/>
               </w:rPr>
             </w:pPr>
           </w:p>
           <w:p>
             <w:pPr>
               <w:rPr>
-                <w:i/>
-                <w:iCs/>
-                <w:sz w:val="18"/>
-                <w:szCs w:val="18"/>
+                <w:sz w:val="20"/>
+                <w:szCs w:val="20"/>
               </w:rPr>
             </w:pPr>
             <w:r>
               <w:rPr>
-                <w:i/>
-                <w:iCs/>
-                <w:sz w:val="18"/>
-                <w:szCs w:val="18"/>
-              </w:rPr>
-              <w:t>Concerning the choice of Bootstrap as the main framework, it was motivated by the opportunity to benefit from ready-to-use responsive </w:t>
+                <w:sz w:val="20"/>
+                <w:szCs w:val="20"/>
+              </w:rPr>
+              <w:t>Concerning the choice of Bootstrap as the main framework, it was motivated by the opportunity to benefit from ready-to-use </w:t>
+            </w:r>
+            <w:r>
+              <w:rPr>
+                <w:sz w:val="20"/>
+                <w:szCs w:val="20"/>
+              </w:rPr>
+              <w:t>responsive designs</w:t>
+            </w:r>
+            <w:r>
+              <w:rPr>
+                <w:sz w:val="20"/>
+                <w:szCs w:val="20"/>
+              </w:rPr>
+              <w:t> and cards. In this case, the chance to build a layout that would be suitable for desktop, mobile, and tablet views was tempting. It would</w:t>
+            </w:r>
+            <w:r>
+              <w:rPr>
+                <w:sz w:val="20"/>
+                <w:szCs w:val="20"/>
+              </w:rPr>
+              <w:t xml:space="preserve"> </w:t>
+            </w:r>
+            <w:r>
+              <w:rPr>
+                <w:sz w:val="20"/>
+                <w:szCs w:val="20"/>
+              </w:rPr>
+              <w:t xml:space="preserve">take significantly longer to code such tools from scratch, and it would also involve writing more code for the realization of similar effects. </w:t>
             </w:r>
           </w:p>
           <w:p>
             <w:pPr>
               <w:rPr>
-                <w:i/>
-                <w:iCs/>
-                <w:sz w:val="18"/>
-                <w:szCs w:val="18"/>
+                <w:sz w:val="20"/>
+                <w:szCs w:val="20"/>
               </w:rPr>
             </w:pPr>
             <w:r>
               <w:rPr>
-                <w:i/>
-                <w:iCs/>
-                <w:sz w:val="18"/>
-                <w:szCs w:val="18"/>
-              </w:rPr>
-              <w:t>designs and cards. In this case, the chance to build a layout that would be suitable for desktop, mobile, and tablet views was tempting. It would</w:t>
+                <w:sz w:val="20"/>
+                <w:szCs w:val="20"/>
+              </w:rPr>
+              <w:t xml:space="preserve">At the same time, Bootstrap has disadvantages due to decreased flexibility and opportunities for customization. In this case, additional CSS </w:t>
             </w:r>
           </w:p>
           <w:p>
             <w:pPr>
               <w:rPr>
-                <w:i/>
-                <w:iCs/>
-                <w:sz w:val="18"/>
-                <w:szCs w:val="18"/>
+                <w:sz w:val="20"/>
+                <w:szCs w:val="20"/>
               </w:rPr>
             </w:pPr>
             <w:r>
               <w:rPr>
-                <w:i/>
-                <w:iCs/>
-                <w:sz w:val="18"/>
-                <w:szCs w:val="18"/>
-              </w:rPr>
-              <w:t xml:space="preserve"> take significantly longer to code such tools from scratch, and it would also involve writing more code for the realization of similar effects. </w:t>
-            </w:r>
-          </w:p>
-          <w:p>
-            <w:pPr>
-              <w:rPr>
-                <w:i/>
-                <w:iCs/>
-                <w:sz w:val="18"/>
-                <w:szCs w:val="18"/>
-              </w:rPr>
-            </w:pPr>
-            <w:r>
-              <w:rPr>
-                <w:i/>
-                <w:iCs/>
-                <w:sz w:val="18"/>
-                <w:szCs w:val="18"/>
-              </w:rPr>
-              <w:t xml:space="preserve">At the same time, Bootstrap has disadvantages due to decreased flexibility and opportunities for customization. In this case, additional CSS </w:t>
-            </w:r>
-          </w:p>
-          <w:p>
-            <w:pPr>
-              <w:rPr>
-                <w:i/>
-                <w:iCs/>
-                <w:sz w:val="18"/>
-                <w:szCs w:val="18"/>
-              </w:rPr>
-            </w:pPr>
-            <w:r>
-              <w:rPr>
-                <w:i/>
-                <w:iCs/>
-                <w:sz w:val="18"/>
-                <w:szCs w:val="18"/>
+                <w:sz w:val="20"/>
+                <w:szCs w:val="20"/>
               </w:rPr>
               <w:t>would have been required to achieve the desired effects. Moreover, there would have been a need to resort to more effort and time to code the website from scratch to realize a fitness concept at the level of detail intended.</w:t>
             </w:r>
@@ -1102,28 +1065,22 @@
             <w:pPr>
               <w:pStyle w:val="ListParagraph"/>
               <w:rPr>
-                <w:i/>
-                <w:iCs/>
-                <w:sz w:val="18"/>
-                <w:szCs w:val="18"/>
+                <w:sz w:val="20"/>
+                <w:szCs w:val="20"/>
               </w:rPr>
             </w:pPr>
           </w:p>
           <w:p>
             <w:pPr>
               <w:rPr>
-                <w:i/>
-                <w:iCs/>
-                <w:sz w:val="18"/>
-                <w:szCs w:val="18"/>
+                <w:sz w:val="20"/>
+                <w:szCs w:val="20"/>
               </w:rPr>
             </w:pPr>
             <w:r>
               <w:rPr>
-                <w:i/>
-                <w:iCs/>
-                <w:sz w:val="18"/>
-                <w:szCs w:val="18"/>
+                <w:sz w:val="20"/>
+                <w:szCs w:val="20"/>
               </w:rPr>
               <w:t xml:space="preserve">The choice of a JavaScript instrument for form validation can be considered as well-motivated. The tool ensures that all fields are filled in </w:t>
             </w:r>
@@ -1131,45 +1088,27 @@
           <w:p>
             <w:pPr>
               <w:rPr>
-                <w:i/>
-                <w:iCs/>
                 <w:sz w:val="20"/>
                 <w:szCs w:val="20"/>
               </w:rPr>
             </w:pPr>
             <w:r>
               <w:rPr>
-                <w:i/>
-                <w:iCs/>
-                <w:sz w:val="18"/>
-                <w:szCs w:val="18"/>
-              </w:rPr>
-              <w:lastRenderedPageBreak/>
-              <w:t>appropriately when the “Join Us / Contact Us” form is submitted. This way, the possibility</w:t>
-            </w:r>
-            <w:r>
-              <w:rPr>
-                <w:i/>
-                <w:iCs/>
                 <w:sz w:val="20"/>
                 <w:szCs w:val="20"/>
               </w:rPr>
-              <w:t xml:space="preserve"> of user errors is minimized, and the chance of obtaining correct data from users is maximized. Such an outcome is useful for </w:t>
+              <w:t xml:space="preserve">appropriately when the “Join Us / Contact Us” form is submitted. This way, the possibility of user errors is minimized, and the chance of obtaining correct data from users is maximized. Such an outcome is useful for </w:t>
             </w:r>
           </w:p>
           <w:p>
             <w:pPr>
               <w:rPr>
-                <w:i/>
-                <w:iCs/>
                 <w:sz w:val="20"/>
                 <w:szCs w:val="20"/>
               </w:rPr>
             </w:pPr>
             <w:r>
               <w:rPr>
-                <w:i/>
-                <w:iCs/>
                 <w:sz w:val="20"/>
                 <w:szCs w:val="20"/>
               </w:rPr>
@@ -1179,16 +1118,12 @@
           <w:p>
             <w:pPr>
               <w:rPr>
-                <w:i/>
-                <w:iCs/>
                 <w:sz w:val="20"/>
                 <w:szCs w:val="20"/>
               </w:rPr>
             </w:pPr>
             <w:r>
               <w:rPr>
-                <w:i/>
-                <w:iCs/>
                 <w:sz w:val="20"/>
                 <w:szCs w:val="20"/>
               </w:rPr>
@@ -1198,16 +1133,12 @@
           <w:p>
             <w:pPr>
               <w:rPr>
-                <w:i/>
-                <w:iCs/>
                 <w:sz w:val="20"/>
                 <w:szCs w:val="20"/>
               </w:rPr>
             </w:pPr>
             <w:r>
               <w:rPr>
-                <w:i/>
-                <w:iCs/>
                 <w:sz w:val="20"/>
                 <w:szCs w:val="20"/>
               </w:rPr>
@@ -1217,65 +1148,65 @@
           <w:p>
             <w:pPr>
               <w:rPr>
-                <w:i/>
-                <w:iCs/>
                 <w:sz w:val="20"/>
                 <w:szCs w:val="20"/>
               </w:rPr>
             </w:pPr>
             <w:r>
               <w:rPr>
-                <w:i/>
-                <w:iCs/>
                 <w:sz w:val="20"/>
                 <w:szCs w:val="20"/>
               </w:rPr>
-              <w:t>highlighting the password strength with a particular script or creating animation effects when the correct email is entered, thus maximizing user experience.</w:t>
-            </w:r>
+              <w:t>highlighting the password strength with a particular</w:t>
+            </w:r>
+            <w:r>
+              <w:rPr>
+                <w:sz w:val="20"/>
+                <w:szCs w:val="20"/>
+              </w:rPr>
+              <w:t xml:space="preserve"> </w:t>
+            </w:r>
+            <w:r>
+              <w:rPr>
+                <w:sz w:val="20"/>
+                <w:szCs w:val="20"/>
+              </w:rPr>
+              <w:t>script or creating animation effects when the correct email is entered, thus maximizing user </w:t>
+            </w:r>
+            <w:proofErr w:type="gramStart"/>
+            <w:r>
+              <w:rPr>
+                <w:sz w:val="20"/>
+                <w:szCs w:val="20"/>
+              </w:rPr>
+              <w:t>experience.In</w:t>
+            </w:r>
+            <w:proofErr w:type="gramEnd"/>
           </w:p>
           <w:p>
             <w:pPr>
-              <w:pStyle w:val="ListParagraph"/>
-              <w:rPr>
-                <w:i/>
-                <w:iCs/>
+              <w:rPr>
                 <w:sz w:val="20"/>
                 <w:szCs w:val="20"/>
               </w:rPr>
             </w:pPr>
+            <w:r>
+              <w:rPr>
+                <w:sz w:val="20"/>
+                <w:szCs w:val="20"/>
+              </w:rPr>
+              <w:t>general, the opportunity to combine Bootstrap’s responsive design and customization options with JavaScript’s validation tools</w:t>
+            </w:r>
           </w:p>
           <w:p>
             <w:pPr>
               <w:rPr>
-                <w:i/>
-                <w:iCs/>
                 <w:sz w:val="20"/>
                 <w:szCs w:val="20"/>
               </w:rPr>
             </w:pPr>
             <w:r>
               <w:rPr>
-                <w:i/>
-                <w:iCs/>
-                <w:sz w:val="20"/>
-                <w:szCs w:val="20"/>
-              </w:rPr>
-              <w:t>In general, the opportunity to combine Bootstrap’s responsive design and customization options with JavaScript’s validation tools</w:t>
-            </w:r>
-          </w:p>
-          <w:p>
-            <w:pPr>
-              <w:rPr>
-                <w:i/>
-                <w:iCs/>
-                <w:sz w:val="20"/>
-                <w:szCs w:val="20"/>
-              </w:rPr>
-            </w:pPr>
-            <w:r>
-              <w:rPr>
-                <w:i/>
-                <w:iCs/>
                 <w:sz w:val="20"/>
                 <w:szCs w:val="20"/>
               </w:rPr>
@@ -1286,6 +1217,10 @@
             <w:pPr>
               <w:pStyle w:val="ListParagraph"/>
               <w:ind w:left="0"/>
+              <w:rPr>
+                <w:sz w:val="20"/>
+                <w:szCs w:val="20"/>
+              </w:rPr>
             </w:pPr>
           </w:p>
           <w:p>
@@ -1668,6 +1603,9 @@
         <w:gridCol w:w="8930"/>
       </w:tblGrid>
       <w:tr>
+        <w:trPr>
+          <w:trHeight w:val="1682"/>
+        </w:trPr>
         <w:tc>
           <w:tcPr>
             <w:tcW w:w="8930" w:type="dxa"/>
@@ -1677,25 +1615,58 @@
               <w:pStyle w:val="ListParagraph"/>
               <w:ind w:left="0"/>
             </w:pPr>
-          </w:p>
-          <w:p/>
-          <w:p>
-            <w:pPr>
-              <w:pStyle w:val="ListParagraph"/>
-              <w:ind w:left="0"/>
-            </w:pPr>
-          </w:p>
-          <w:p>
-            <w:pPr>
-              <w:pStyle w:val="ListParagraph"/>
-              <w:ind w:left="0"/>
-            </w:pPr>
-          </w:p>
-          <w:p>
-            <w:pPr>
-              <w:pStyle w:val="ListParagraph"/>
-              <w:ind w:left="0"/>
-            </w:pPr>
+            <w:r>
+              <w:t xml:space="preserve">There are some casual changes made to the original plan such as the navigation bar. At first, our group has originally pasted all 12 nav tags, and we decided to scrap that idea for the drop-down bar using bootstrap pre-defined class. I believe this has a massive improvement for the </w:t>
+            </w:r>
+            <w:r>
+              <w:t xml:space="preserve">performance, </w:t>
+            </w:r>
+            <w:r>
+              <w:t xml:space="preserve">user experience </w:t>
+            </w:r>
+            <w:r>
+              <w:t xml:space="preserve">and website </w:t>
+            </w:r>
+            <w:r>
+              <w:t>cause the design are more organised and immaculate</w:t>
+            </w:r>
+            <w:r>
+              <w:t xml:space="preserve">. Furthermore, the work out planner </w:t>
+            </w:r>
+            <w:r>
+              <w:t xml:space="preserve">— specifically the combination of day-based tabs, </w:t>
+            </w:r>
+            <w:r>
+              <w:t>local Storage</w:t>
+            </w:r>
+            <w:r>
+              <w:t xml:space="preserve"> persistence, and the preset "Add Exercise" picker — had the biggest </w:t>
+            </w:r>
+            <w:r>
+              <w:t>impact.</w:t>
+            </w:r>
+            <w:r>
+              <w:t xml:space="preserve"> Without the use of JavaScript, the page would just appear to be static table explaining how to plan a workout which would affect the user experience as it is dull. A form is easy to users if we have clear label and instruction while asking simple and concise question. However, what make it difficult will be </w:t>
+            </w:r>
+            <w:r>
+              <w:t xml:space="preserve">it does not allow user to go back and edit easily, poor layout such as clutter or misaligned field and forcing users to enter the same information numerous times. An improvement our team has decided on will be that we will use dropdown bar for choices selection and checkboxes instead of long out. This greatly benefits the users because it </w:t>
+            </w:r>
+            <w:proofErr w:type="gramStart"/>
+            <w:r>
+              <w:t>provide</w:t>
+            </w:r>
+            <w:proofErr w:type="gramEnd"/>
+            <w:r>
+              <w:t xml:space="preserve"> clarity with such basic layout and they </w:t>
+            </w:r>
+            <w:proofErr w:type="gramStart"/>
+            <w:r>
+              <w:t>are able to</w:t>
+            </w:r>
+            <w:proofErr w:type="gramEnd"/>
+            <w:r>
+              <w:t xml:space="preserve"> finish the form quickly.</w:t>
+            </w:r>
           </w:p>
         </w:tc>
       </w:tr>
@@ -1852,6 +1823,35 @@
                 <w:bCs/>
               </w:rPr>
             </w:pPr>
+            <w:r>
+              <w:rPr>
+                <w:b/>
+                <w:bCs/>
+              </w:rPr>
+              <w:t>The use of AI has tremendously benefitted me since it not only clarifies my doubt but also debugging codes that are causing problem to me</w:t>
+            </w:r>
+            <w:r>
+              <w:rPr>
+                <w:b/>
+                <w:bCs/>
+              </w:rPr>
+              <w:t xml:space="preserve"> and give me idea to improve on for better user experience. The first case was the window display where if we click the clear button in the work out planner pages an outdated model was used. It looks completely disconnected from the website theme (different font, no colour theme and cannot be style at all). Therefore</w:t>
+            </w:r>
+            <w:r>
+              <w:rPr>
+                <w:b/>
+                <w:bCs/>
+              </w:rPr>
+              <w:t xml:space="preserve">, I used ai for recommendation and their suggestion was to swap it for bootstrap module that match our website theme and colour, perfectly blending in with our pages. Why I choose ai specifically was that I understand how it is supposed to </w:t>
+            </w:r>
+            <w:r>
+              <w:rPr>
+                <w:b/>
+                <w:bCs/>
+              </w:rPr>
+              <w:lastRenderedPageBreak/>
+              <w:t>look like, but I don’t have the mechanism to get the there. So ai guided me step by step where I can read, test and adjust the code to match what I learn whilst learning how to also use bootstrap.</w:t>
+            </w:r>
           </w:p>
           <w:p>
             <w:pPr>
@@ -1878,6 +1878,34 @@
                 <w:bCs/>
               </w:rPr>
             </w:pPr>
+            <w:r>
+              <w:rPr>
+                <w:b/>
+                <w:bCs/>
+              </w:rPr>
+              <w:t xml:space="preserve">An example where the ai help me with the code would be the progress bar in the work out planner progress bar. The difficult I faced would be the planner showing </w:t>
+            </w:r>
+            <w:r>
+              <w:rPr>
+                <w:b/>
+                <w:bCs/>
+              </w:rPr>
+              <w:t xml:space="preserve">how many exercises and days were planned as plain numbers, but there was no quick visual sense of how much of the week was </w:t>
+            </w:r>
+            <w:r>
+              <w:rPr>
+                <w:b/>
+                <w:bCs/>
+              </w:rPr>
+              <w:t>filled</w:t>
+            </w:r>
+            <w:r>
+              <w:rPr>
+                <w:b/>
+                <w:bCs/>
+              </w:rPr>
+              <w:t xml:space="preserve"> in — the page felt more like a data table than a planner.</w:t>
+            </w:r>
           </w:p>
           <w:p>
             <w:pPr>
@@ -1904,6 +1932,393 @@
                 <w:bCs/>
               </w:rPr>
             </w:pPr>
+            <w:r>
+              <w:rPr>
+                <w:b/>
+                <w:bCs/>
+              </w:rPr>
+              <w:t>Original code:</w:t>
+            </w:r>
+          </w:p>
+          <w:p>
+            <w:pPr>
+              <w:pStyle w:val="ListParagraph"/>
+              <w:tabs>
+                <w:tab w:val="left" w:pos="426"/>
+              </w:tabs>
+              <w:ind w:left="0"/>
+              <w:rPr>
+                <w:b/>
+                <w:bCs/>
+              </w:rPr>
+            </w:pPr>
+            <w:r>
+              <w:rPr>
+                <w:b/>
+                <w:bCs/>
+              </w:rPr>
+              <w:t xml:space="preserve">function </w:t>
+            </w:r>
+            <w:proofErr w:type="spellStart"/>
+            <w:proofErr w:type="gramStart"/>
+            <w:r>
+              <w:rPr>
+                <w:b/>
+                <w:bCs/>
+              </w:rPr>
+              <w:t>renderStats</w:t>
+            </w:r>
+            <w:proofErr w:type="spellEnd"/>
+            <w:r>
+              <w:rPr>
+                <w:b/>
+                <w:bCs/>
+              </w:rPr>
+              <w:t>(</w:t>
+            </w:r>
+            <w:proofErr w:type="gramEnd"/>
+            <w:r>
+              <w:rPr>
+                <w:b/>
+                <w:bCs/>
+              </w:rPr>
+              <w:t>) {</w:t>
+            </w:r>
+          </w:p>
+          <w:p>
+            <w:pPr>
+              <w:pStyle w:val="ListParagraph"/>
+              <w:tabs>
+                <w:tab w:val="left" w:pos="426"/>
+              </w:tabs>
+              <w:ind w:left="0"/>
+              <w:rPr>
+                <w:b/>
+                <w:bCs/>
+              </w:rPr>
+            </w:pPr>
+            <w:r>
+              <w:rPr>
+                <w:b/>
+                <w:bCs/>
+              </w:rPr>
+              <w:t xml:space="preserve"> var </w:t>
+            </w:r>
+            <w:proofErr w:type="spellStart"/>
+            <w:r>
+              <w:rPr>
+                <w:b/>
+                <w:bCs/>
+              </w:rPr>
+              <w:t>statsEl</w:t>
+            </w:r>
+            <w:proofErr w:type="spellEnd"/>
+            <w:r>
+              <w:rPr>
+                <w:b/>
+                <w:bCs/>
+              </w:rPr>
+              <w:t xml:space="preserve"> = </w:t>
+            </w:r>
+            <w:proofErr w:type="spellStart"/>
+            <w:proofErr w:type="gramStart"/>
+            <w:r>
+              <w:rPr>
+                <w:b/>
+                <w:bCs/>
+              </w:rPr>
+              <w:t>document.getElementById</w:t>
+            </w:r>
+            <w:proofErr w:type="spellEnd"/>
+            <w:proofErr w:type="gramEnd"/>
+            <w:r>
+              <w:rPr>
+                <w:b/>
+                <w:bCs/>
+              </w:rPr>
+              <w:t>('</w:t>
+            </w:r>
+            <w:proofErr w:type="spellStart"/>
+            <w:r>
+              <w:rPr>
+                <w:b/>
+                <w:bCs/>
+              </w:rPr>
+              <w:t>planStats</w:t>
+            </w:r>
+            <w:proofErr w:type="spellEnd"/>
+            <w:r>
+              <w:rPr>
+                <w:b/>
+                <w:bCs/>
+              </w:rPr>
+              <w:t xml:space="preserve">'); </w:t>
+            </w:r>
+          </w:p>
+          <w:p>
+            <w:pPr>
+              <w:pStyle w:val="ListParagraph"/>
+              <w:tabs>
+                <w:tab w:val="left" w:pos="426"/>
+              </w:tabs>
+              <w:ind w:left="0"/>
+              <w:rPr>
+                <w:b/>
+                <w:bCs/>
+              </w:rPr>
+            </w:pPr>
+            <w:r>
+              <w:rPr>
+                <w:b/>
+                <w:bCs/>
+              </w:rPr>
+              <w:t xml:space="preserve">if </w:t>
+            </w:r>
+            <w:proofErr w:type="gramStart"/>
+            <w:r>
+              <w:rPr>
+                <w:b/>
+                <w:bCs/>
+              </w:rPr>
+              <w:t>(!</w:t>
+            </w:r>
+            <w:proofErr w:type="spellStart"/>
+            <w:r>
+              <w:rPr>
+                <w:b/>
+                <w:bCs/>
+              </w:rPr>
+              <w:t>statsEl</w:t>
+            </w:r>
+            <w:proofErr w:type="spellEnd"/>
+            <w:proofErr w:type="gramEnd"/>
+            <w:r>
+              <w:rPr>
+                <w:b/>
+                <w:bCs/>
+              </w:rPr>
+              <w:t xml:space="preserve">) return; </w:t>
+            </w:r>
+          </w:p>
+          <w:p>
+            <w:pPr>
+              <w:pStyle w:val="ListParagraph"/>
+              <w:tabs>
+                <w:tab w:val="left" w:pos="426"/>
+              </w:tabs>
+              <w:ind w:left="0"/>
+              <w:rPr>
+                <w:b/>
+                <w:bCs/>
+              </w:rPr>
+            </w:pPr>
+            <w:r>
+              <w:rPr>
+                <w:b/>
+                <w:bCs/>
+              </w:rPr>
+              <w:t xml:space="preserve">var </w:t>
+            </w:r>
+            <w:proofErr w:type="spellStart"/>
+            <w:r>
+              <w:rPr>
+                <w:b/>
+                <w:bCs/>
+              </w:rPr>
+              <w:t>daysUsed</w:t>
+            </w:r>
+            <w:proofErr w:type="spellEnd"/>
+            <w:r>
+              <w:rPr>
+                <w:b/>
+                <w:bCs/>
+              </w:rPr>
+              <w:t xml:space="preserve"> = new </w:t>
+            </w:r>
+            <w:proofErr w:type="gramStart"/>
+            <w:r>
+              <w:rPr>
+                <w:b/>
+                <w:bCs/>
+              </w:rPr>
+              <w:t>Set(</w:t>
+            </w:r>
+            <w:proofErr w:type="spellStart"/>
+            <w:r>
+              <w:rPr>
+                <w:b/>
+                <w:bCs/>
+              </w:rPr>
+              <w:t>plan.map</w:t>
+            </w:r>
+            <w:proofErr w:type="spellEnd"/>
+            <w:r>
+              <w:rPr>
+                <w:b/>
+                <w:bCs/>
+              </w:rPr>
+              <w:t>(</w:t>
+            </w:r>
+            <w:proofErr w:type="gramEnd"/>
+            <w:r>
+              <w:rPr>
+                <w:b/>
+                <w:bCs/>
+              </w:rPr>
+              <w:t xml:space="preserve">function (p) </w:t>
+            </w:r>
+            <w:proofErr w:type="gramStart"/>
+            <w:r>
+              <w:rPr>
+                <w:b/>
+                <w:bCs/>
+              </w:rPr>
+              <w:t>{ return</w:t>
+            </w:r>
+            <w:proofErr w:type="gramEnd"/>
+            <w:r>
+              <w:rPr>
+                <w:b/>
+                <w:bCs/>
+              </w:rPr>
+              <w:t xml:space="preserve"> </w:t>
+            </w:r>
+            <w:proofErr w:type="spellStart"/>
+            <w:r>
+              <w:rPr>
+                <w:b/>
+                <w:bCs/>
+              </w:rPr>
+              <w:t>p.day</w:t>
+            </w:r>
+            <w:proofErr w:type="spellEnd"/>
+            <w:proofErr w:type="gramStart"/>
+            <w:r>
+              <w:rPr>
+                <w:b/>
+                <w:bCs/>
+              </w:rPr>
+              <w:t>; })).size</w:t>
+            </w:r>
+            <w:proofErr w:type="gramEnd"/>
+            <w:r>
+              <w:rPr>
+                <w:b/>
+                <w:bCs/>
+              </w:rPr>
+              <w:t xml:space="preserve">; </w:t>
+            </w:r>
+            <w:proofErr w:type="spellStart"/>
+            <w:r>
+              <w:rPr>
+                <w:b/>
+                <w:bCs/>
+              </w:rPr>
+              <w:t>statsEl.innerHTML</w:t>
+            </w:r>
+            <w:proofErr w:type="spellEnd"/>
+            <w:r>
+              <w:rPr>
+                <w:b/>
+                <w:bCs/>
+              </w:rPr>
+              <w:t xml:space="preserve"> = </w:t>
+            </w:r>
+          </w:p>
+          <w:p>
+            <w:pPr>
+              <w:pStyle w:val="ListParagraph"/>
+              <w:tabs>
+                <w:tab w:val="left" w:pos="426"/>
+              </w:tabs>
+              <w:ind w:left="0"/>
+              <w:rPr>
+                <w:b/>
+                <w:bCs/>
+              </w:rPr>
+            </w:pPr>
+            <w:r>
+              <w:rPr>
+                <w:b/>
+                <w:bCs/>
+              </w:rPr>
+              <w:t>'&lt;div&gt;&lt;div class="stat-</w:t>
+            </w:r>
+            <w:proofErr w:type="spellStart"/>
+            <w:r>
+              <w:rPr>
+                <w:b/>
+                <w:bCs/>
+              </w:rPr>
+              <w:t>num</w:t>
+            </w:r>
+            <w:proofErr w:type="spellEnd"/>
+            <w:r>
+              <w:rPr>
+                <w:b/>
+                <w:bCs/>
+              </w:rPr>
+              <w:t xml:space="preserve">"&gt;' + </w:t>
+            </w:r>
+            <w:proofErr w:type="spellStart"/>
+            <w:proofErr w:type="gramStart"/>
+            <w:r>
+              <w:rPr>
+                <w:b/>
+                <w:bCs/>
+              </w:rPr>
+              <w:t>plan.length</w:t>
+            </w:r>
+            <w:proofErr w:type="spellEnd"/>
+            <w:proofErr w:type="gramEnd"/>
+            <w:r>
+              <w:rPr>
+                <w:b/>
+                <w:bCs/>
+              </w:rPr>
+              <w:t xml:space="preserve"> + '&lt;/div&gt;&lt;div class="text-secondary small"&gt;Exercises&lt;/div&gt;&lt;/div&gt;' + '&lt;div&gt;&lt;div class="stat-</w:t>
+            </w:r>
+            <w:proofErr w:type="spellStart"/>
+            <w:r>
+              <w:rPr>
+                <w:b/>
+                <w:bCs/>
+              </w:rPr>
+              <w:t>num</w:t>
+            </w:r>
+            <w:proofErr w:type="spellEnd"/>
+            <w:r>
+              <w:rPr>
+                <w:b/>
+                <w:bCs/>
+              </w:rPr>
+              <w:t xml:space="preserve">"&gt;' + </w:t>
+            </w:r>
+            <w:proofErr w:type="spellStart"/>
+            <w:r>
+              <w:rPr>
+                <w:b/>
+                <w:bCs/>
+              </w:rPr>
+              <w:t>daysUsed</w:t>
+            </w:r>
+            <w:proofErr w:type="spellEnd"/>
+            <w:r>
+              <w:rPr>
+                <w:b/>
+                <w:bCs/>
+              </w:rPr>
+              <w:t xml:space="preserve"> + '&lt;/div&gt;&lt;div class="text-secondary small"&gt;Days Planned&lt;/div&gt;&lt;/div&gt;'</w:t>
+            </w:r>
+            <w:proofErr w:type="gramStart"/>
+            <w:r>
+              <w:rPr>
+                <w:b/>
+                <w:bCs/>
+              </w:rPr>
+              <w:t>; }</w:t>
+            </w:r>
+            <w:proofErr w:type="gramEnd"/>
           </w:p>
           <w:p>
             <w:pPr>
@@ -1930,6 +2345,949 @@
                 <w:bCs/>
               </w:rPr>
             </w:pPr>
+            <w:r>
+              <w:rPr>
+                <w:b/>
+                <w:bCs/>
+              </w:rPr>
+              <w:t>My modified version:</w:t>
+            </w:r>
+          </w:p>
+          <w:p>
+            <w:pPr>
+              <w:pStyle w:val="ListParagraph"/>
+              <w:tabs>
+                <w:tab w:val="left" w:pos="426"/>
+              </w:tabs>
+              <w:ind w:left="0"/>
+              <w:rPr>
+                <w:b/>
+                <w:bCs/>
+              </w:rPr>
+            </w:pPr>
+            <w:r>
+              <w:rPr>
+                <w:b/>
+                <w:bCs/>
+              </w:rPr>
+              <w:t xml:space="preserve">function </w:t>
+            </w:r>
+            <w:proofErr w:type="spellStart"/>
+            <w:proofErr w:type="gramStart"/>
+            <w:r>
+              <w:rPr>
+                <w:b/>
+                <w:bCs/>
+              </w:rPr>
+              <w:t>renderStats</w:t>
+            </w:r>
+            <w:proofErr w:type="spellEnd"/>
+            <w:r>
+              <w:rPr>
+                <w:b/>
+                <w:bCs/>
+              </w:rPr>
+              <w:t>(</w:t>
+            </w:r>
+            <w:proofErr w:type="gramEnd"/>
+            <w:r>
+              <w:rPr>
+                <w:b/>
+                <w:bCs/>
+              </w:rPr>
+              <w:t>) {</w:t>
+            </w:r>
+          </w:p>
+          <w:p>
+            <w:pPr>
+              <w:pStyle w:val="ListParagraph"/>
+              <w:tabs>
+                <w:tab w:val="left" w:pos="426"/>
+              </w:tabs>
+              <w:ind w:left="0"/>
+              <w:rPr>
+                <w:b/>
+                <w:bCs/>
+              </w:rPr>
+            </w:pPr>
+            <w:r>
+              <w:rPr>
+                <w:b/>
+                <w:bCs/>
+              </w:rPr>
+              <w:t xml:space="preserve"> var </w:t>
+            </w:r>
+            <w:proofErr w:type="spellStart"/>
+            <w:r>
+              <w:rPr>
+                <w:b/>
+                <w:bCs/>
+              </w:rPr>
+              <w:t>statsEl</w:t>
+            </w:r>
+            <w:proofErr w:type="spellEnd"/>
+            <w:r>
+              <w:rPr>
+                <w:b/>
+                <w:bCs/>
+              </w:rPr>
+              <w:t xml:space="preserve"> = </w:t>
+            </w:r>
+            <w:proofErr w:type="spellStart"/>
+            <w:proofErr w:type="gramStart"/>
+            <w:r>
+              <w:rPr>
+                <w:b/>
+                <w:bCs/>
+              </w:rPr>
+              <w:t>document.getElementById</w:t>
+            </w:r>
+            <w:proofErr w:type="spellEnd"/>
+            <w:proofErr w:type="gramEnd"/>
+            <w:r>
+              <w:rPr>
+                <w:b/>
+                <w:bCs/>
+              </w:rPr>
+              <w:t>('</w:t>
+            </w:r>
+            <w:proofErr w:type="spellStart"/>
+            <w:r>
+              <w:rPr>
+                <w:b/>
+                <w:bCs/>
+              </w:rPr>
+              <w:t>planStats</w:t>
+            </w:r>
+            <w:proofErr w:type="spellEnd"/>
+            <w:r>
+              <w:rPr>
+                <w:b/>
+                <w:bCs/>
+              </w:rPr>
+              <w:t>');</w:t>
+            </w:r>
+          </w:p>
+          <w:p>
+            <w:pPr>
+              <w:pStyle w:val="ListParagraph"/>
+              <w:tabs>
+                <w:tab w:val="left" w:pos="426"/>
+              </w:tabs>
+              <w:ind w:left="0"/>
+              <w:rPr>
+                <w:b/>
+                <w:bCs/>
+              </w:rPr>
+            </w:pPr>
+            <w:r>
+              <w:rPr>
+                <w:b/>
+                <w:bCs/>
+              </w:rPr>
+              <w:t xml:space="preserve"> if </w:t>
+            </w:r>
+            <w:proofErr w:type="gramStart"/>
+            <w:r>
+              <w:rPr>
+                <w:b/>
+                <w:bCs/>
+              </w:rPr>
+              <w:t>(!</w:t>
+            </w:r>
+            <w:proofErr w:type="spellStart"/>
+            <w:r>
+              <w:rPr>
+                <w:b/>
+                <w:bCs/>
+              </w:rPr>
+              <w:t>statsEl</w:t>
+            </w:r>
+            <w:proofErr w:type="spellEnd"/>
+            <w:proofErr w:type="gramEnd"/>
+            <w:r>
+              <w:rPr>
+                <w:b/>
+                <w:bCs/>
+              </w:rPr>
+              <w:t>) return;</w:t>
+            </w:r>
+          </w:p>
+          <w:p>
+            <w:pPr>
+              <w:pStyle w:val="ListParagraph"/>
+              <w:tabs>
+                <w:tab w:val="left" w:pos="426"/>
+              </w:tabs>
+              <w:ind w:left="0"/>
+              <w:rPr>
+                <w:b/>
+                <w:bCs/>
+              </w:rPr>
+            </w:pPr>
+            <w:r>
+              <w:rPr>
+                <w:b/>
+                <w:bCs/>
+              </w:rPr>
+              <w:t xml:space="preserve"> var </w:t>
+            </w:r>
+            <w:proofErr w:type="spellStart"/>
+            <w:r>
+              <w:rPr>
+                <w:b/>
+                <w:bCs/>
+              </w:rPr>
+              <w:t>daysUsed</w:t>
+            </w:r>
+            <w:proofErr w:type="spellEnd"/>
+            <w:r>
+              <w:rPr>
+                <w:b/>
+                <w:bCs/>
+              </w:rPr>
+              <w:t xml:space="preserve"> = new </w:t>
+            </w:r>
+            <w:proofErr w:type="gramStart"/>
+            <w:r>
+              <w:rPr>
+                <w:b/>
+                <w:bCs/>
+              </w:rPr>
+              <w:t>Set(</w:t>
+            </w:r>
+            <w:proofErr w:type="spellStart"/>
+            <w:r>
+              <w:rPr>
+                <w:b/>
+                <w:bCs/>
+              </w:rPr>
+              <w:t>plan.map</w:t>
+            </w:r>
+            <w:proofErr w:type="spellEnd"/>
+            <w:r>
+              <w:rPr>
+                <w:b/>
+                <w:bCs/>
+              </w:rPr>
+              <w:t>(</w:t>
+            </w:r>
+            <w:proofErr w:type="gramEnd"/>
+            <w:r>
+              <w:rPr>
+                <w:b/>
+                <w:bCs/>
+              </w:rPr>
+              <w:t xml:space="preserve">function (p) </w:t>
+            </w:r>
+            <w:proofErr w:type="gramStart"/>
+            <w:r>
+              <w:rPr>
+                <w:b/>
+                <w:bCs/>
+              </w:rPr>
+              <w:t>{ return</w:t>
+            </w:r>
+            <w:proofErr w:type="gramEnd"/>
+            <w:r>
+              <w:rPr>
+                <w:b/>
+                <w:bCs/>
+              </w:rPr>
+              <w:t xml:space="preserve"> </w:t>
+            </w:r>
+            <w:proofErr w:type="spellStart"/>
+            <w:r>
+              <w:rPr>
+                <w:b/>
+                <w:bCs/>
+              </w:rPr>
+              <w:t>p.day</w:t>
+            </w:r>
+            <w:proofErr w:type="spellEnd"/>
+            <w:proofErr w:type="gramStart"/>
+            <w:r>
+              <w:rPr>
+                <w:b/>
+                <w:bCs/>
+              </w:rPr>
+              <w:t>; })).size</w:t>
+            </w:r>
+            <w:proofErr w:type="gramEnd"/>
+            <w:r>
+              <w:rPr>
+                <w:b/>
+                <w:bCs/>
+              </w:rPr>
+              <w:t xml:space="preserve">; </w:t>
+            </w:r>
+            <w:proofErr w:type="spellStart"/>
+            <w:r>
+              <w:rPr>
+                <w:b/>
+                <w:bCs/>
+              </w:rPr>
+              <w:t>statsEl.innerHTML</w:t>
+            </w:r>
+            <w:proofErr w:type="spellEnd"/>
+            <w:r>
+              <w:rPr>
+                <w:b/>
+                <w:bCs/>
+              </w:rPr>
+              <w:t xml:space="preserve"> = </w:t>
+            </w:r>
+          </w:p>
+          <w:p>
+            <w:pPr>
+              <w:pStyle w:val="ListParagraph"/>
+              <w:tabs>
+                <w:tab w:val="left" w:pos="426"/>
+              </w:tabs>
+              <w:ind w:left="0"/>
+              <w:rPr>
+                <w:b/>
+                <w:bCs/>
+              </w:rPr>
+            </w:pPr>
+            <w:r>
+              <w:rPr>
+                <w:b/>
+                <w:bCs/>
+              </w:rPr>
+              <w:t>'&lt;div&gt;&lt;div class="stat-</w:t>
+            </w:r>
+            <w:proofErr w:type="spellStart"/>
+            <w:r>
+              <w:rPr>
+                <w:b/>
+                <w:bCs/>
+              </w:rPr>
+              <w:t>num</w:t>
+            </w:r>
+            <w:proofErr w:type="spellEnd"/>
+            <w:r>
+              <w:rPr>
+                <w:b/>
+                <w:bCs/>
+              </w:rPr>
+              <w:t xml:space="preserve">"&gt;' + </w:t>
+            </w:r>
+            <w:proofErr w:type="spellStart"/>
+            <w:proofErr w:type="gramStart"/>
+            <w:r>
+              <w:rPr>
+                <w:b/>
+                <w:bCs/>
+              </w:rPr>
+              <w:t>plan.length</w:t>
+            </w:r>
+            <w:proofErr w:type="spellEnd"/>
+            <w:proofErr w:type="gramEnd"/>
+            <w:r>
+              <w:rPr>
+                <w:b/>
+                <w:bCs/>
+              </w:rPr>
+              <w:t xml:space="preserve"> + '&lt;/div&gt;&lt;div class="text-secondary small"&gt;Exercises&lt;/div&gt;&lt;/div&gt;' + '&lt;div&gt;&lt;div class="stat-</w:t>
+            </w:r>
+            <w:proofErr w:type="spellStart"/>
+            <w:r>
+              <w:rPr>
+                <w:b/>
+                <w:bCs/>
+              </w:rPr>
+              <w:t>num</w:t>
+            </w:r>
+            <w:proofErr w:type="spellEnd"/>
+            <w:r>
+              <w:rPr>
+                <w:b/>
+                <w:bCs/>
+              </w:rPr>
+              <w:t xml:space="preserve">"&gt;' + </w:t>
+            </w:r>
+            <w:proofErr w:type="spellStart"/>
+            <w:r>
+              <w:rPr>
+                <w:b/>
+                <w:bCs/>
+              </w:rPr>
+              <w:t>daysUsed</w:t>
+            </w:r>
+            <w:proofErr w:type="spellEnd"/>
+            <w:r>
+              <w:rPr>
+                <w:b/>
+                <w:bCs/>
+              </w:rPr>
+              <w:t xml:space="preserve"> + '&lt;/div&gt;&lt;div class="text-secondary small"&gt;Days Planned&lt;/div&gt;&lt;/div&gt;'; </w:t>
+            </w:r>
+          </w:p>
+          <w:p>
+            <w:pPr>
+              <w:pStyle w:val="ListParagraph"/>
+              <w:tabs>
+                <w:tab w:val="left" w:pos="426"/>
+              </w:tabs>
+              <w:ind w:left="0"/>
+              <w:rPr>
+                <w:b/>
+                <w:bCs/>
+              </w:rPr>
+            </w:pPr>
+            <w:r>
+              <w:rPr>
+                <w:b/>
+                <w:bCs/>
+              </w:rPr>
+              <w:t xml:space="preserve">var bar = </w:t>
+            </w:r>
+            <w:proofErr w:type="spellStart"/>
+            <w:proofErr w:type="gramStart"/>
+            <w:r>
+              <w:rPr>
+                <w:b/>
+                <w:bCs/>
+              </w:rPr>
+              <w:t>document.getElementById</w:t>
+            </w:r>
+            <w:proofErr w:type="spellEnd"/>
+            <w:proofErr w:type="gramEnd"/>
+            <w:r>
+              <w:rPr>
+                <w:b/>
+                <w:bCs/>
+              </w:rPr>
+              <w:t>('</w:t>
+            </w:r>
+            <w:proofErr w:type="spellStart"/>
+            <w:r>
+              <w:rPr>
+                <w:b/>
+                <w:bCs/>
+              </w:rPr>
+              <w:t>weekProgressBar</w:t>
+            </w:r>
+            <w:proofErr w:type="spellEnd"/>
+            <w:r>
+              <w:rPr>
+                <w:b/>
+                <w:bCs/>
+              </w:rPr>
+              <w:t>');</w:t>
+            </w:r>
+          </w:p>
+          <w:p>
+            <w:pPr>
+              <w:pStyle w:val="ListParagraph"/>
+              <w:tabs>
+                <w:tab w:val="left" w:pos="426"/>
+              </w:tabs>
+              <w:ind w:left="0"/>
+              <w:rPr>
+                <w:b/>
+                <w:bCs/>
+              </w:rPr>
+            </w:pPr>
+            <w:r>
+              <w:rPr>
+                <w:b/>
+                <w:bCs/>
+              </w:rPr>
+              <w:t xml:space="preserve"> var label = </w:t>
+            </w:r>
+            <w:proofErr w:type="spellStart"/>
+            <w:proofErr w:type="gramStart"/>
+            <w:r>
+              <w:rPr>
+                <w:b/>
+                <w:bCs/>
+              </w:rPr>
+              <w:t>document.getElementById</w:t>
+            </w:r>
+            <w:proofErr w:type="spellEnd"/>
+            <w:proofErr w:type="gramEnd"/>
+            <w:r>
+              <w:rPr>
+                <w:b/>
+                <w:bCs/>
+              </w:rPr>
+              <w:t>('</w:t>
+            </w:r>
+            <w:proofErr w:type="spellStart"/>
+            <w:r>
+              <w:rPr>
+                <w:b/>
+                <w:bCs/>
+              </w:rPr>
+              <w:t>weekProgressLabel</w:t>
+            </w:r>
+            <w:proofErr w:type="spellEnd"/>
+            <w:r>
+              <w:rPr>
+                <w:b/>
+                <w:bCs/>
+              </w:rPr>
+              <w:t xml:space="preserve">'); </w:t>
+            </w:r>
+          </w:p>
+          <w:p>
+            <w:pPr>
+              <w:pStyle w:val="ListParagraph"/>
+              <w:tabs>
+                <w:tab w:val="left" w:pos="426"/>
+              </w:tabs>
+              <w:ind w:left="0"/>
+              <w:rPr>
+                <w:b/>
+                <w:bCs/>
+              </w:rPr>
+            </w:pPr>
+            <w:r>
+              <w:rPr>
+                <w:b/>
+                <w:bCs/>
+              </w:rPr>
+              <w:t xml:space="preserve">if (bar &amp;&amp; label) </w:t>
+            </w:r>
+            <w:proofErr w:type="gramStart"/>
+            <w:r>
+              <w:rPr>
+                <w:b/>
+                <w:bCs/>
+              </w:rPr>
+              <w:t>{ var</w:t>
+            </w:r>
+            <w:proofErr w:type="gramEnd"/>
+            <w:r>
+              <w:rPr>
+                <w:b/>
+                <w:bCs/>
+              </w:rPr>
+              <w:t xml:space="preserve"> pct = </w:t>
+            </w:r>
+            <w:proofErr w:type="spellStart"/>
+            <w:r>
+              <w:rPr>
+                <w:b/>
+                <w:bCs/>
+              </w:rPr>
+              <w:t>Math.round</w:t>
+            </w:r>
+            <w:proofErr w:type="spellEnd"/>
+            <w:r>
+              <w:rPr>
+                <w:b/>
+                <w:bCs/>
+              </w:rPr>
+              <w:t>((</w:t>
+            </w:r>
+            <w:proofErr w:type="spellStart"/>
+            <w:r>
+              <w:rPr>
+                <w:b/>
+                <w:bCs/>
+              </w:rPr>
+              <w:t>daysUsed</w:t>
+            </w:r>
+            <w:proofErr w:type="spellEnd"/>
+            <w:r>
+              <w:rPr>
+                <w:b/>
+                <w:bCs/>
+              </w:rPr>
+              <w:t xml:space="preserve"> / </w:t>
+            </w:r>
+            <w:proofErr w:type="spellStart"/>
+            <w:r>
+              <w:rPr>
+                <w:b/>
+                <w:bCs/>
+              </w:rPr>
+              <w:t>DAYS.length</w:t>
+            </w:r>
+            <w:proofErr w:type="spellEnd"/>
+            <w:r>
+              <w:rPr>
+                <w:b/>
+                <w:bCs/>
+              </w:rPr>
+              <w:t xml:space="preserve">) * 100); </w:t>
+            </w:r>
+            <w:proofErr w:type="spellStart"/>
+            <w:proofErr w:type="gramStart"/>
+            <w:r>
+              <w:rPr>
+                <w:b/>
+                <w:bCs/>
+              </w:rPr>
+              <w:t>bar.style</w:t>
+            </w:r>
+            <w:proofErr w:type="gramEnd"/>
+            <w:r>
+              <w:rPr>
+                <w:b/>
+                <w:bCs/>
+              </w:rPr>
+              <w:t>.width</w:t>
+            </w:r>
+            <w:proofErr w:type="spellEnd"/>
+            <w:r>
+              <w:rPr>
+                <w:b/>
+                <w:bCs/>
+              </w:rPr>
+              <w:t xml:space="preserve"> = pct + '%'; </w:t>
+            </w:r>
+          </w:p>
+          <w:p>
+            <w:pPr>
+              <w:pStyle w:val="ListParagraph"/>
+              <w:tabs>
+                <w:tab w:val="left" w:pos="426"/>
+              </w:tabs>
+              <w:ind w:left="0"/>
+              <w:rPr>
+                <w:b/>
+                <w:bCs/>
+              </w:rPr>
+            </w:pPr>
+            <w:proofErr w:type="spellStart"/>
+            <w:proofErr w:type="gramStart"/>
+            <w:r>
+              <w:rPr>
+                <w:b/>
+                <w:bCs/>
+              </w:rPr>
+              <w:t>bar.setAttribute</w:t>
+            </w:r>
+            <w:proofErr w:type="spellEnd"/>
+            <w:proofErr w:type="gramEnd"/>
+            <w:r>
+              <w:rPr>
+                <w:b/>
+                <w:bCs/>
+              </w:rPr>
+              <w:t>('aria-</w:t>
+            </w:r>
+            <w:proofErr w:type="spellStart"/>
+            <w:r>
+              <w:rPr>
+                <w:b/>
+                <w:bCs/>
+              </w:rPr>
+              <w:t>valuenow</w:t>
+            </w:r>
+            <w:proofErr w:type="spellEnd"/>
+            <w:r>
+              <w:rPr>
+                <w:b/>
+                <w:bCs/>
+              </w:rPr>
+              <w:t>', pct);</w:t>
+            </w:r>
+          </w:p>
+          <w:p>
+            <w:pPr>
+              <w:pStyle w:val="ListParagraph"/>
+              <w:tabs>
+                <w:tab w:val="left" w:pos="426"/>
+              </w:tabs>
+              <w:ind w:left="0"/>
+              <w:rPr>
+                <w:b/>
+                <w:bCs/>
+              </w:rPr>
+            </w:pPr>
+            <w:r>
+              <w:rPr>
+                <w:b/>
+                <w:bCs/>
+              </w:rPr>
+              <w:t xml:space="preserve"> </w:t>
+            </w:r>
+            <w:proofErr w:type="spellStart"/>
+            <w:proofErr w:type="gramStart"/>
+            <w:r>
+              <w:rPr>
+                <w:b/>
+                <w:bCs/>
+              </w:rPr>
+              <w:t>label.textContent</w:t>
+            </w:r>
+            <w:proofErr w:type="spellEnd"/>
+            <w:proofErr w:type="gramEnd"/>
+            <w:r>
+              <w:rPr>
+                <w:b/>
+                <w:bCs/>
+              </w:rPr>
+              <w:t xml:space="preserve"> = </w:t>
+            </w:r>
+            <w:proofErr w:type="spellStart"/>
+            <w:r>
+              <w:rPr>
+                <w:b/>
+                <w:bCs/>
+              </w:rPr>
+              <w:t>daysUsed</w:t>
+            </w:r>
+            <w:proofErr w:type="spellEnd"/>
+            <w:r>
+              <w:rPr>
+                <w:b/>
+                <w:bCs/>
+              </w:rPr>
+              <w:t xml:space="preserve"> + ' of ' + </w:t>
+            </w:r>
+            <w:proofErr w:type="spellStart"/>
+            <w:r>
+              <w:rPr>
+                <w:b/>
+                <w:bCs/>
+              </w:rPr>
+              <w:t>DAYS.length</w:t>
+            </w:r>
+            <w:proofErr w:type="spellEnd"/>
+            <w:r>
+              <w:rPr>
+                <w:b/>
+                <w:bCs/>
+              </w:rPr>
+              <w:t xml:space="preserve"> + ' days'</w:t>
+            </w:r>
+            <w:proofErr w:type="gramStart"/>
+            <w:r>
+              <w:rPr>
+                <w:b/>
+                <w:bCs/>
+              </w:rPr>
+              <w:t>; }</w:t>
+            </w:r>
+            <w:proofErr w:type="gramEnd"/>
+            <w:r>
+              <w:rPr>
+                <w:b/>
+                <w:bCs/>
+              </w:rPr>
+              <w:t xml:space="preserve"> }</w:t>
+            </w:r>
+          </w:p>
+          <w:p>
+            <w:pPr>
+              <w:pStyle w:val="ListParagraph"/>
+              <w:tabs>
+                <w:tab w:val="left" w:pos="426"/>
+              </w:tabs>
+              <w:ind w:left="0"/>
+              <w:rPr>
+                <w:b/>
+                <w:bCs/>
+              </w:rPr>
+            </w:pPr>
+          </w:p>
+          <w:p>
+            <w:pPr>
+              <w:pStyle w:val="ListParagraph"/>
+              <w:tabs>
+                <w:tab w:val="left" w:pos="426"/>
+              </w:tabs>
+              <w:ind w:left="0"/>
+              <w:rPr>
+                <w:b/>
+                <w:bCs/>
+              </w:rPr>
+            </w:pPr>
+            <w:r>
+              <w:rPr>
+                <w:b/>
+                <w:bCs/>
+              </w:rPr>
+              <w:t>instead</w:t>
+            </w:r>
+            <w:r>
+              <w:rPr>
+                <w:b/>
+                <w:bCs/>
+              </w:rPr>
+              <w:t xml:space="preserve"> of hardcoding a percentage anywhere, pct is </w:t>
+            </w:r>
+            <w:r>
+              <w:rPr>
+                <w:b/>
+                <w:bCs/>
+                <w:i/>
+                <w:iCs/>
+              </w:rPr>
+              <w:t>calculated</w:t>
+            </w:r>
+            <w:r>
+              <w:rPr>
+                <w:b/>
+                <w:bCs/>
+              </w:rPr>
+              <w:t xml:space="preserve"> on the fly from </w:t>
+            </w:r>
+            <w:proofErr w:type="spellStart"/>
+            <w:r>
+              <w:rPr>
+                <w:b/>
+                <w:bCs/>
+              </w:rPr>
+              <w:t>daysUsed</w:t>
+            </w:r>
+            <w:proofErr w:type="spellEnd"/>
+            <w:r>
+              <w:rPr>
+                <w:b/>
+                <w:bCs/>
+              </w:rPr>
+              <w:t xml:space="preserve"> (how many unique days already have an exercise) divided by </w:t>
+            </w:r>
+            <w:proofErr w:type="spellStart"/>
+            <w:r>
+              <w:rPr>
+                <w:b/>
+                <w:bCs/>
+              </w:rPr>
+              <w:t>DAYS.length</w:t>
+            </w:r>
+            <w:proofErr w:type="spellEnd"/>
+            <w:r>
+              <w:rPr>
+                <w:b/>
+                <w:bCs/>
+              </w:rPr>
+              <w:t xml:space="preserve"> (always 7, from the existing days-of-the-week array) — so the bar is always accurate no matter how the plan changes.</w:t>
+            </w:r>
+            <w:r>
+              <w:rPr>
+                <w:b/>
+                <w:bCs/>
+              </w:rPr>
+              <w:t xml:space="preserve"> The whole feature is from the data that are on the app and not a fixed number on the code therefore, it will stay automatically correct while also being a small, targeted </w:t>
+            </w:r>
+            <w:proofErr w:type="spellStart"/>
+            <w:r>
+              <w:rPr>
+                <w:b/>
+                <w:bCs/>
+              </w:rPr>
+              <w:t>dom</w:t>
+            </w:r>
+            <w:proofErr w:type="spellEnd"/>
+            <w:r>
+              <w:rPr>
+                <w:b/>
+                <w:bCs/>
+              </w:rPr>
+              <w:t xml:space="preserve"> update instead of full html re-render.</w:t>
+            </w:r>
+          </w:p>
+          <w:p>
+            <w:pPr>
+              <w:pStyle w:val="ListParagraph"/>
+              <w:tabs>
+                <w:tab w:val="left" w:pos="426"/>
+              </w:tabs>
+              <w:ind w:left="0"/>
+              <w:rPr>
+                <w:b/>
+                <w:bCs/>
+              </w:rPr>
+            </w:pPr>
+          </w:p>
+          <w:p>
+            <w:pPr>
+              <w:pStyle w:val="ListParagraph"/>
+              <w:tabs>
+                <w:tab w:val="left" w:pos="426"/>
+              </w:tabs>
+              <w:ind w:left="0"/>
+              <w:rPr>
+                <w:b/>
+                <w:bCs/>
+              </w:rPr>
+            </w:pPr>
+          </w:p>
+          <w:p>
+            <w:pPr>
+              <w:pStyle w:val="ListParagraph"/>
+              <w:tabs>
+                <w:tab w:val="left" w:pos="426"/>
+              </w:tabs>
+              <w:ind w:left="0"/>
+              <w:rPr>
+                <w:b/>
+                <w:bCs/>
+              </w:rPr>
+            </w:pPr>
+          </w:p>
+          <w:p>
+            <w:pPr>
+              <w:pStyle w:val="ListParagraph"/>
+              <w:tabs>
+                <w:tab w:val="left" w:pos="426"/>
+              </w:tabs>
+              <w:ind w:left="0"/>
+              <w:rPr>
+                <w:b/>
+                <w:bCs/>
+              </w:rPr>
+            </w:pPr>
+          </w:p>
+          <w:p>
+            <w:pPr>
+              <w:pStyle w:val="ListParagraph"/>
+              <w:tabs>
+                <w:tab w:val="left" w:pos="426"/>
+              </w:tabs>
+              <w:ind w:left="0"/>
+              <w:rPr>
+                <w:b/>
+                <w:bCs/>
+              </w:rPr>
+            </w:pPr>
+          </w:p>
+          <w:p>
+            <w:pPr>
+              <w:pStyle w:val="ListParagraph"/>
+              <w:tabs>
+                <w:tab w:val="left" w:pos="426"/>
+              </w:tabs>
+              <w:ind w:left="0"/>
+              <w:rPr>
+                <w:b/>
+                <w:bCs/>
+              </w:rPr>
+            </w:pPr>
+          </w:p>
+          <w:p>
+            <w:pPr>
+              <w:pStyle w:val="ListParagraph"/>
+              <w:tabs>
+                <w:tab w:val="left" w:pos="426"/>
+              </w:tabs>
+              <w:ind w:left="0"/>
+              <w:rPr>
+                <w:b/>
+                <w:bCs/>
+              </w:rPr>
+            </w:pPr>
+          </w:p>
+          <w:p>
+            <w:pPr>
+              <w:pStyle w:val="ListParagraph"/>
+              <w:tabs>
+                <w:tab w:val="left" w:pos="426"/>
+              </w:tabs>
+              <w:ind w:left="0"/>
+              <w:rPr>
+                <w:b/>
+                <w:bCs/>
+              </w:rPr>
+            </w:pPr>
           </w:p>
         </w:tc>
       </w:tr>
@@ -1999,7 +3357,21 @@
           <w:i/>
           <w:iCs/>
         </w:rPr>
-        <w:t xml:space="preserve"> AI outputs or </w:t>
+        <w:t xml:space="preserve"> AI outputs or evidence</w:t>
+      </w:r>
+      <w:r>
+        <w:rPr>
+          <w:i/>
+          <w:iCs/>
+        </w:rPr>
+        <w:t>s</w:t>
+      </w:r>
+      <w:r>
+        <w:rPr>
+          <w:i/>
+          <w:iCs/>
+        </w:rPr>
+        <w:t xml:space="preserve"> you would like to </w:t>
       </w:r>
       <w:proofErr w:type="gramStart"/>
       <w:r>
@@ -2007,14 +3379,14 @@
           <w:i/>
           <w:iCs/>
         </w:rPr>
-        <w:t>evidence</w:t>
-      </w:r>
-      <w:r>
-        <w:rPr>
-          <w:i/>
-          <w:iCs/>
-        </w:rPr>
-        <w:t>s</w:t>
+        <w:t>include</w:t>
+      </w:r>
+      <w:r>
+        <w:rPr>
+          <w:i/>
+          <w:iCs/>
+        </w:rPr>
+        <w:t>,</w:t>
       </w:r>
       <w:proofErr w:type="gramEnd"/>
       <w:r>
@@ -2022,14 +3394,7 @@
           <w:i/>
           <w:iCs/>
         </w:rPr>
-        <w:t xml:space="preserve"> you would like to include</w:t>
-      </w:r>
-      <w:r>
-        <w:rPr>
-          <w:i/>
-          <w:iCs/>
-        </w:rPr>
-        <w:t>, this will not be included in the wordcount</w:t>
+        <w:t xml:space="preserve"> this will not be included in the wordcount</w:t>
       </w:r>
       <w:r>
         <w:rPr>
@@ -2081,7 +3446,7 @@
 </file>
 
 <file path=word/endnotes.xml><?xml version="1.0" encoding="utf-8"?>
-<w:endnotes xmlns:wpc="http://schemas.microsoft.com/office/word/2010/wordprocessingCanvas" xmlns:cx="http://schemas.microsoft.com/office/drawing/2014/chartex" xmlns:cx1="http://schemas.microsoft.com/office/drawing/2015/9/8/chartex" xmlns:cx2="http://schemas.microsoft.com/office/drawing/2015/10/21/chartex" xmlns:cx3="http://schemas.microsoft.com/office/drawing/2016/5/9/chartex" xmlns:cx4="http://schemas.microsoft.com/office/drawing/2016/5/10/chartex" xmlns:cx5="http://schemas.microsoft.com/office/drawing/2016/5/11/chartex" xmlns:cx6="http://schemas.microsoft.com/office/drawing/2016/5/12/chartex" xmlns:cx7="http://schemas.microsoft.com/office/drawing/2016/5/13/chartex" xmlns:cx8="http://schemas.microsoft.com/office/drawing/2016/5/14/chartex" xmlns:mc="http://schemas.openxmlformats.org/markup-compatibility/2006" xmlns:aink="http://schemas.microsoft.com/office/drawing/2016/ink" xmlns:am3d="http://schemas.microsoft.com/office/drawing/2017/model3d" xmlns:o="urn:schemas-microsoft-com:office:office" xmlns:oel="http://schemas.microsoft.com/office/2019/extlst" xmlns:r="http://schemas.openxmlformats.org/officeDocument/2006/relationships" xmlns:m="http://schemas.openxmlformats.org/officeDocument/2006/math" xmlns:v="urn:schemas-microsoft-com:vml" xmlns:wp14="http://schemas.microsoft.com/office/word/2010/wordprocessingDrawing" xmlns:wp="http://schemas.openxmlformats.org/drawingml/2006/wordprocessingDrawing" xmlns:w10="urn:schemas-microsoft-com:office:word" xmlns:w="http://schemas.openxmlformats.org/wordprocessingml/2006/main" xmlns:w14="http://schemas.microsoft.com/office/word/2010/wordml" xmlns:w15="http://schemas.microsoft.com/office/word/2012/wordml" xmlns:w16cex="http://schemas.microsoft.com/office/word/2018/wordml/cex" xmlns:w16cid="http://schemas.microsoft.com/office/word/2016/wordml/cid" xmlns:w16="http://schemas.microsoft.com/office/word/2018/wordml" xmlns:w16du="http://schemas.microsoft.com/office/word/2023/wordml/word16du" xmlns:w16sdtdh="http://schemas.microsoft.com/office/word/2020/wordml/sdtdatahash" xmlns:w16sdtfl="http://schemas.microsoft.com/office/word/2024/wordml/sdtformatlock" xmlns:w16se="http://schemas.microsoft.com/office/word/2015/wordml/symex" xmlns:wpg="http://schemas.microsoft.com/office/word/2010/wordprocessingGroup" xmlns:wpi="http://schemas.microsoft.com/office/word/2010/wordprocessingInk" xmlns:wne="http://schemas.microsoft.com/office/word/2006/wordml" xmlns:wps="http://schemas.microsoft.com/office/word/2010/wordprocessingShape" mc:Ignorable="w14 w15 w16se w16cid w16 w16cex w16sdtdh w16sdtfl w16du wp14">
+<w:endnotes xmlns:wpc="http://schemas.microsoft.com/office/word/2010/wordprocessingCanvas" xmlns:cx="http://schemas.microsoft.com/office/drawing/2014/chartex" xmlns:cx1="http://schemas.microsoft.com/office/drawing/2015/9/8/chartex" xmlns:cx2="http://schemas.microsoft.com/office/drawing/2015/10/21/chartex" xmlns:cx3="http://schemas.microsoft.com/office/drawing/2016/5/9/chartex" xmlns:cx4="http://schemas.microsoft.com/office/drawing/2016/5/10/chartex" xmlns:cx5="http://schemas.microsoft.com/office/drawing/2016/5/11/chartex" xmlns:cx6="http://schemas.microsoft.com/office/drawing/2016/5/12/chartex" xmlns:cx7="http://schemas.microsoft.com/office/drawing/2016/5/13/chartex" xmlns:cx8="http://schemas.microsoft.com/office/drawing/2016/5/14/chartex" xmlns:mc="http://schemas.openxmlformats.org/markup-compatibility/2006" xmlns:aink="http://schemas.microsoft.com/office/drawing/2016/ink" xmlns:am3d="http://schemas.microsoft.com/office/drawing/2017/model3d" xmlns:o="urn:schemas-microsoft-com:office:office" xmlns:oel="http://schemas.microsoft.com/office/2019/extlst" xmlns:r="http://schemas.openxmlformats.org/officeDocument/2006/relationships" xmlns:m="http://schemas.openxmlformats.org/officeDocument/2006/math" xmlns:v="urn:schemas-microsoft-com:vml" xmlns:wp14="http://schemas.microsoft.com/office/word/2010/wordprocessingDrawing" xmlns:wp="http://schemas.openxmlformats.org/drawingml/2006/wordprocessingDrawing" xmlns:w10="urn:schemas-microsoft-com:office:word" xmlns:w="http://schemas.openxmlformats.org/wordprocessingml/2006/main" xmlns:w14="http://schemas.microsoft.com/office/word/2010/wordml" xmlns:w15="http://schemas.microsoft.com/office/word/2012/wordml" xmlns:w16cei="http://schemas.microsoft.com/office/word/2026/wordml/cei" xmlns:w16cex="http://schemas.microsoft.com/office/word/2018/wordml/cex" xmlns:w16cid="http://schemas.microsoft.com/office/word/2016/wordml/cid" xmlns:w16="http://schemas.microsoft.com/office/word/2018/wordml" xmlns:w16du="http://schemas.microsoft.com/office/word/2023/wordml/word16du" xmlns:w16sdtdh="http://schemas.microsoft.com/office/word/2020/wordml/sdtdatahash" xmlns:w16sdtfl="http://schemas.microsoft.com/office/word/2024/wordml/sdtformatlock" xmlns:w16se="http://schemas.microsoft.com/office/word/2015/wordml/symex" xmlns:wpg="http://schemas.microsoft.com/office/word/2010/wordprocessingGroup" xmlns:wpi="http://schemas.microsoft.com/office/word/2010/wordprocessingInk" xmlns:wne="http://schemas.microsoft.com/office/word/2006/wordml" xmlns:wps="http://schemas.microsoft.com/office/word/2010/wordprocessingShape" mc:Ignorable="w14 w15 w16se w16cid w16 w16cex w16sdtdh w16sdtfl w16du wp14">
   <w:endnote w:type="separator" w:id="-1">
     <w:p>
       <w:pPr>
@@ -2106,7 +3471,7 @@
 </file>
 
 <file path=word/footer1.xml><?xml version="1.0" encoding="utf-8"?>
-<w:ftr xmlns:wpc="http://schemas.microsoft.com/office/word/2010/wordprocessingCanvas" xmlns:cx="http://schemas.microsoft.com/office/drawing/2014/chartex" xmlns:cx1="http://schemas.microsoft.com/office/drawing/2015/9/8/chartex" xmlns:cx2="http://schemas.microsoft.com/office/drawing/2015/10/21/chartex" xmlns:cx3="http://schemas.microsoft.com/office/drawing/2016/5/9/chartex" xmlns:cx4="http://schemas.microsoft.com/office/drawing/2016/5/10/chartex" xmlns:cx5="http://schemas.microsoft.com/office/drawing/2016/5/11/chartex" xmlns:cx6="http://schemas.microsoft.com/office/drawing/2016/5/12/chartex" xmlns:cx7="http://schemas.microsoft.com/office/drawing/2016/5/13/chartex" xmlns:cx8="http://schemas.microsoft.com/office/drawing/2016/5/14/chartex" xmlns:mc="http://schemas.openxmlformats.org/markup-compatibility/2006" xmlns:aink="http://schemas.microsoft.com/office/drawing/2016/ink" xmlns:am3d="http://schemas.microsoft.com/office/drawing/2017/model3d" xmlns:o="urn:schemas-microsoft-com:office:office" xmlns:oel="http://schemas.microsoft.com/office/2019/extlst" xmlns:r="http://schemas.openxmlformats.org/officeDocument/2006/relationships" xmlns:m="http://schemas.openxmlformats.org/officeDocument/2006/math" xmlns:v="urn:schemas-microsoft-com:vml" xmlns:wp14="http://schemas.microsoft.com/office/word/2010/wordprocessingDrawing" xmlns:wp="http://schemas.openxmlformats.org/drawingml/2006/wordprocessingDrawing" xmlns:w10="urn:schemas-microsoft-com:office:word" xmlns:w="http://schemas.openxmlformats.org/wordprocessingml/2006/main" xmlns:w14="http://schemas.microsoft.com/office/word/2010/wordml" xmlns:w15="http://schemas.microsoft.com/office/word/2012/wordml" xmlns:w16cex="http://schemas.microsoft.com/office/word/2018/wordml/cex" xmlns:w16cid="http://schemas.microsoft.com/office/word/2016/wordml/cid" xmlns:w16="http://schemas.microsoft.com/office/word/2018/wordml" xmlns:w16du="http://schemas.microsoft.com/office/word/2023/wordml/word16du" xmlns:w16sdtdh="http://schemas.microsoft.com/office/word/2020/wordml/sdtdatahash" xmlns:w16sdtfl="http://schemas.microsoft.com/office/word/2024/wordml/sdtformatlock" xmlns:w16se="http://schemas.microsoft.com/office/word/2015/wordml/symex" xmlns:wpg="http://schemas.microsoft.com/office/word/2010/wordprocessingGroup" xmlns:wpi="http://schemas.microsoft.com/office/word/2010/wordprocessingInk" xmlns:wne="http://schemas.microsoft.com/office/word/2006/wordml" xmlns:wps="http://schemas.microsoft.com/office/word/2010/wordprocessingShape" mc:Ignorable="w14 w15 w16se w16cid w16 w16cex w16sdtdh w16sdtfl w16du wp14">
+<w:ftr xmlns:wpc="http://schemas.microsoft.com/office/word/2010/wordprocessingCanvas" xmlns:cx="http://schemas.microsoft.com/office/drawing/2014/chartex" xmlns:cx1="http://schemas.microsoft.com/office/drawing/2015/9/8/chartex" xmlns:cx2="http://schemas.microsoft.com/office/drawing/2015/10/21/chartex" xmlns:cx3="http://schemas.microsoft.com/office/drawing/2016/5/9/chartex" xmlns:cx4="http://schemas.microsoft.com/office/drawing/2016/5/10/chartex" xmlns:cx5="http://schemas.microsoft.com/office/drawing/2016/5/11/chartex" xmlns:cx6="http://schemas.microsoft.com/office/drawing/2016/5/12/chartex" xmlns:cx7="http://schemas.microsoft.com/office/drawing/2016/5/13/chartex" xmlns:cx8="http://schemas.microsoft.com/office/drawing/2016/5/14/chartex" xmlns:mc="http://schemas.openxmlformats.org/markup-compatibility/2006" xmlns:aink="http://schemas.microsoft.com/office/drawing/2016/ink" xmlns:am3d="http://schemas.microsoft.com/office/drawing/2017/model3d" xmlns:o="urn:schemas-microsoft-com:office:office" xmlns:oel="http://schemas.microsoft.com/office/2019/extlst" xmlns:r="http://schemas.openxmlformats.org/officeDocument/2006/relationships" xmlns:m="http://schemas.openxmlformats.org/officeDocument/2006/math" xmlns:v="urn:schemas-microsoft-com:vml" xmlns:wp14="http://schemas.microsoft.com/office/word/2010/wordprocessingDrawing" xmlns:wp="http://schemas.openxmlformats.org/drawingml/2006/wordprocessingDrawing" xmlns:w10="urn:schemas-microsoft-com:office:word" xmlns:w="http://schemas.openxmlformats.org/wordprocessingml/2006/main" xmlns:w14="http://schemas.microsoft.com/office/word/2010/wordml" xmlns:w15="http://schemas.microsoft.com/office/word/2012/wordml" xmlns:w16cei="http://schemas.microsoft.com/office/word/2026/wordml/cei" xmlns:w16cex="http://schemas.microsoft.com/office/word/2018/wordml/cex" xmlns:w16cid="http://schemas.microsoft.com/office/word/2016/wordml/cid" xmlns:w16="http://schemas.microsoft.com/office/word/2018/wordml" xmlns:w16du="http://schemas.microsoft.com/office/word/2023/wordml/word16du" xmlns:w16sdtdh="http://schemas.microsoft.com/office/word/2020/wordml/sdtdatahash" xmlns:w16sdtfl="http://schemas.microsoft.com/office/word/2024/wordml/sdtformatlock" xmlns:w16se="http://schemas.microsoft.com/office/word/2015/wordml/symex" xmlns:wpg="http://schemas.microsoft.com/office/word/2010/wordprocessingGroup" xmlns:wpi="http://schemas.microsoft.com/office/word/2010/wordprocessingInk" xmlns:wne="http://schemas.microsoft.com/office/word/2006/wordml" xmlns:wps="http://schemas.microsoft.com/office/word/2010/wordprocessingShape" mc:Ignorable="w14 w15 w16se w16cid w16 w16cex w16sdtdh w16sdtfl w16du wp14">
   <w:sdt>
     <w:sdtPr>
       <w:id w:val="-1388802271"/>
@@ -2250,7 +3615,7 @@
 </file>
 
 <file path=word/footnotes.xml><?xml version="1.0" encoding="utf-8"?>
-<w:footnotes xmlns:wpc="http://schemas.microsoft.com/office/word/2010/wordprocessingCanvas" xmlns:cx="http://schemas.microsoft.com/office/drawing/2014/chartex" xmlns:cx1="http://schemas.microsoft.com/office/drawing/2015/9/8/chartex" xmlns:cx2="http://schemas.microsoft.com/office/drawing/2015/10/21/chartex" xmlns:cx3="http://schemas.microsoft.com/office/drawing/2016/5/9/chartex" xmlns:cx4="http://schemas.microsoft.com/office/drawing/2016/5/10/chartex" xmlns:cx5="http://schemas.microsoft.com/office/drawing/2016/5/11/chartex" xmlns:cx6="http://schemas.microsoft.com/office/drawing/2016/5/12/chartex" xmlns:cx7="http://schemas.microsoft.com/office/drawing/2016/5/13/chartex" xmlns:cx8="http://schemas.microsoft.com/office/drawing/2016/5/14/chartex" xmlns:mc="http://schemas.openxmlformats.org/markup-compatibility/2006" xmlns:aink="http://schemas.microsoft.com/office/drawing/2016/ink" xmlns:am3d="http://schemas.microsoft.com/office/drawing/2017/model3d" xmlns:o="urn:schemas-microsoft-com:office:office" xmlns:oel="http://schemas.microsoft.com/office/2019/extlst" xmlns:r="http://schemas.openxmlformats.org/officeDocument/2006/relationships" xmlns:m="http://schemas.openxmlformats.org/officeDocument/2006/math" xmlns:v="urn:schemas-microsoft-com:vml" xmlns:wp14="http://schemas.microsoft.com/office/word/2010/wordprocessingDrawing" xmlns:wp="http://schemas.openxmlformats.org/drawingml/2006/wordprocessingDrawing" xmlns:w10="urn:schemas-microsoft-com:office:word" xmlns:w="http://schemas.openxmlformats.org/wordprocessingml/2006/main" xmlns:w14="http://schemas.microsoft.com/office/word/2010/wordml" xmlns:w15="http://schemas.microsoft.com/office/word/2012/wordml" xmlns:w16cex="http://schemas.microsoft.com/office/word/2018/wordml/cex" xmlns:w16cid="http://schemas.microsoft.com/office/word/2016/wordml/cid" xmlns:w16="http://schemas.microsoft.com/office/word/2018/wordml" xmlns:w16du="http://schemas.microsoft.com/office/word/2023/wordml/word16du" xmlns:w16sdtdh="http://schemas.microsoft.com/office/word/2020/wordml/sdtdatahash" xmlns:w16sdtfl="http://schemas.microsoft.com/office/word/2024/wordml/sdtformatlock" xmlns:w16se="http://schemas.microsoft.com/office/word/2015/wordml/symex" xmlns:wpg="http://schemas.microsoft.com/office/word/2010/wordprocessingGroup" xmlns:wpi="http://schemas.microsoft.com/office/word/2010/wordprocessingInk" xmlns:wne="http://schemas.microsoft.com/office/word/2006/wordml" xmlns:wps="http://schemas.microsoft.com/office/word/2010/wordprocessingShape" mc:Ignorable="w14 w15 w16se w16cid w16 w16cex w16sdtdh w16sdtfl w16du wp14">
+<w:footnotes xmlns:wpc="http://schemas.microsoft.com/office/word/2010/wordprocessingCanvas" xmlns:cx="http://schemas.microsoft.com/office/drawing/2014/chartex" xmlns:cx1="http://schemas.microsoft.com/office/drawing/2015/9/8/chartex" xmlns:cx2="http://schemas.microsoft.com/office/drawing/2015/10/21/chartex" xmlns:cx3="http://schemas.microsoft.com/office/drawing/2016/5/9/chartex" xmlns:cx4="http://schemas.microsoft.com/office/drawing/2016/5/10/chartex" xmlns:cx5="http://schemas.microsoft.com/office/drawing/2016/5/11/chartex" xmlns:cx6="http://schemas.microsoft.com/office/drawing/2016/5/12/chartex" xmlns:cx7="http://schemas.microsoft.com/office/drawing/2016/5/13/chartex" xmlns:cx8="http://schemas.microsoft.com/office/drawing/2016/5/14/chartex" xmlns:mc="http://schemas.openxmlformats.org/markup-compatibility/2006" xmlns:aink="http://schemas.microsoft.com/office/drawing/2016/ink" xmlns:am3d="http://schemas.microsoft.com/office/drawing/2017/model3d" xmlns:o="urn:schemas-microsoft-com:office:office" xmlns:oel="http://schemas.microsoft.com/office/2019/extlst" xmlns:r="http://schemas.openxmlformats.org/officeDocument/2006/relationships" xmlns:m="http://schemas.openxmlformats.org/officeDocument/2006/math" xmlns:v="urn:schemas-microsoft-com:vml" xmlns:wp14="http://schemas.microsoft.com/office/word/2010/wordprocessingDrawing" xmlns:wp="http://schemas.openxmlformats.org/drawingml/2006/wordprocessingDrawing" xmlns:w10="urn:schemas-microsoft-com:office:word" xmlns:w="http://schemas.openxmlformats.org/wordprocessingml/2006/main" xmlns:w14="http://schemas.microsoft.com/office/word/2010/wordml" xmlns:w15="http://schemas.microsoft.com/office/word/2012/wordml" xmlns:w16cei="http://schemas.microsoft.com/office/word/2026/wordml/cei" xmlns:w16cex="http://schemas.microsoft.com/office/word/2018/wordml/cex" xmlns:w16cid="http://schemas.microsoft.com/office/word/2016/wordml/cid" xmlns:w16="http://schemas.microsoft.com/office/word/2018/wordml" xmlns:w16du="http://schemas.microsoft.com/office/word/2023/wordml/word16du" xmlns:w16sdtdh="http://schemas.microsoft.com/office/word/2020/wordml/sdtdatahash" xmlns:w16sdtfl="http://schemas.microsoft.com/office/word/2024/wordml/sdtformatlock" xmlns:w16se="http://schemas.microsoft.com/office/word/2015/wordml/symex" xmlns:wpg="http://schemas.microsoft.com/office/word/2010/wordprocessingGroup" xmlns:wpi="http://schemas.microsoft.com/office/word/2010/wordprocessingInk" xmlns:wne="http://schemas.microsoft.com/office/word/2006/wordml" xmlns:wps="http://schemas.microsoft.com/office/word/2010/wordprocessingShape" mc:Ignorable="w14 w15 w16se w16cid w16 w16cex w16sdtdh w16sdtfl w16du wp14">
   <w:footnote w:type="separator" w:id="-1">
     <w:p>
       <w:pPr>
@@ -2275,7 +3640,7 @@
 </file>
 
 <file path=word/header1.xml><?xml version="1.0" encoding="utf-8"?>
-<w:hdr xmlns:wpc="http://schemas.microsoft.com/office/word/2010/wordprocessingCanvas" xmlns:cx="http://schemas.microsoft.com/office/drawing/2014/chartex" xmlns:cx1="http://schemas.microsoft.com/office/drawing/2015/9/8/chartex" xmlns:cx2="http://schemas.microsoft.com/office/drawing/2015/10/21/chartex" xmlns:cx3="http://schemas.microsoft.com/office/drawing/2016/5/9/chartex" xmlns:cx4="http://schemas.microsoft.com/office/drawing/2016/5/10/chartex" xmlns:cx5="http://schemas.microsoft.com/office/drawing/2016/5/11/chartex" xmlns:cx6="http://schemas.microsoft.com/office/drawing/2016/5/12/chartex" xmlns:cx7="http://schemas.microsoft.com/office/drawing/2016/5/13/chartex" xmlns:cx8="http://schemas.microsoft.com/office/drawing/2016/5/14/chartex" xmlns:mc="http://schemas.openxmlformats.org/markup-compatibility/2006" xmlns:aink="http://schemas.microsoft.com/office/drawing/2016/ink" xmlns:am3d="http://schemas.microsoft.com/office/drawing/2017/model3d" xmlns:o="urn:schemas-microsoft-com:office:office" xmlns:oel="http://schemas.microsoft.com/office/2019/extlst" xmlns:r="http://schemas.openxmlformats.org/officeDocument/2006/relationships" xmlns:m="http://schemas.openxmlformats.org/officeDocument/2006/math" xmlns:v="urn:schemas-microsoft-com:vml" xmlns:wp14="http://schemas.microsoft.com/office/word/2010/wordprocessingDrawing" xmlns:wp="http://schemas.openxmlformats.org/drawingml/2006/wordprocessingDrawing" xmlns:w10="urn:schemas-microsoft-com:office:word" xmlns:w="http://schemas.openxmlformats.org/wordprocessingml/2006/main" xmlns:w14="http://schemas.microsoft.com/office/word/2010/wordml" xmlns:w15="http://schemas.microsoft.com/office/word/2012/wordml" xmlns:w16cex="http://schemas.microsoft.com/office/word/2018/wordml/cex" xmlns:w16cid="http://schemas.microsoft.com/office/word/2016/wordml/cid" xmlns:w16="http://schemas.microsoft.com/office/word/2018/wordml" xmlns:w16du="http://schemas.microsoft.com/office/word/2023/wordml/word16du" xmlns:w16sdtdh="http://schemas.microsoft.com/office/word/2020/wordml/sdtdatahash" xmlns:w16sdtfl="http://schemas.microsoft.com/office/word/2024/wordml/sdtformatlock" xmlns:w16se="http://schemas.microsoft.com/office/word/2015/wordml/symex" xmlns:wpg="http://schemas.microsoft.com/office/word/2010/wordprocessingGroup" xmlns:wpi="http://schemas.microsoft.com/office/word/2010/wordprocessingInk" xmlns:wne="http://schemas.microsoft.com/office/word/2006/wordml" xmlns:wps="http://schemas.microsoft.com/office/word/2010/wordprocessingShape" mc:Ignorable="w14 w15 w16se w16cid w16 w16cex w16sdtdh w16sdtfl w16du wp14">
+<w:hdr xmlns:wpc="http://schemas.microsoft.com/office/word/2010/wordprocessingCanvas" xmlns:cx="http://schemas.microsoft.com/office/drawing/2014/chartex" xmlns:cx1="http://schemas.microsoft.com/office/drawing/2015/9/8/chartex" xmlns:cx2="http://schemas.microsoft.com/office/drawing/2015/10/21/chartex" xmlns:cx3="http://schemas.microsoft.com/office/drawing/2016/5/9/chartex" xmlns:cx4="http://schemas.microsoft.com/office/drawing/2016/5/10/chartex" xmlns:cx5="http://schemas.microsoft.com/office/drawing/2016/5/11/chartex" xmlns:cx6="http://schemas.microsoft.com/office/drawing/2016/5/12/chartex" xmlns:cx7="http://schemas.microsoft.com/office/drawing/2016/5/13/chartex" xmlns:cx8="http://schemas.microsoft.com/office/drawing/2016/5/14/chartex" xmlns:mc="http://schemas.openxmlformats.org/markup-compatibility/2006" xmlns:aink="http://schemas.microsoft.com/office/drawing/2016/ink" xmlns:am3d="http://schemas.microsoft.com/office/drawing/2017/model3d" xmlns:o="urn:schemas-microsoft-com:office:office" xmlns:oel="http://schemas.microsoft.com/office/2019/extlst" xmlns:r="http://schemas.openxmlformats.org/officeDocument/2006/relationships" xmlns:m="http://schemas.openxmlformats.org/officeDocument/2006/math" xmlns:v="urn:schemas-microsoft-com:vml" xmlns:wp14="http://schemas.microsoft.com/office/word/2010/wordprocessingDrawing" xmlns:wp="http://schemas.openxmlformats.org/drawingml/2006/wordprocessingDrawing" xmlns:w10="urn:schemas-microsoft-com:office:word" xmlns:w="http://schemas.openxmlformats.org/wordprocessingml/2006/main" xmlns:w14="http://schemas.microsoft.com/office/word/2010/wordml" xmlns:w15="http://schemas.microsoft.com/office/word/2012/wordml" xmlns:w16cei="http://schemas.microsoft.com/office/word/2026/wordml/cei" xmlns:w16cex="http://schemas.microsoft.com/office/word/2018/wordml/cex" xmlns:w16cid="http://schemas.microsoft.com/office/word/2016/wordml/cid" xmlns:w16="http://schemas.microsoft.com/office/word/2018/wordml" xmlns:w16du="http://schemas.microsoft.com/office/word/2023/wordml/word16du" xmlns:w16sdtdh="http://schemas.microsoft.com/office/word/2020/wordml/sdtdatahash" xmlns:w16sdtfl="http://schemas.microsoft.com/office/word/2024/wordml/sdtformatlock" xmlns:w16se="http://schemas.microsoft.com/office/word/2015/wordml/symex" xmlns:wpg="http://schemas.microsoft.com/office/word/2010/wordprocessingGroup" xmlns:wpi="http://schemas.microsoft.com/office/word/2010/wordprocessingInk" xmlns:wne="http://schemas.microsoft.com/office/word/2006/wordml" xmlns:wps="http://schemas.microsoft.com/office/word/2010/wordprocessingShape" mc:Ignorable="w14 w15 w16se w16cid w16 w16cex w16sdtdh w16sdtfl w16du wp14">
   <w:p>
     <w:pPr>
       <w:pStyle w:val="Header"/>
@@ -2405,7 +3770,7 @@
 </file>
 
 <file path=word/header2.xml><?xml version="1.0" encoding="utf-8"?>
-<w:hdr xmlns:wpc="http://schemas.microsoft.com/office/word/2010/wordprocessingCanvas" xmlns:cx="http://schemas.microsoft.com/office/drawing/2014/chartex" xmlns:cx1="http://schemas.microsoft.com/office/drawing/2015/9/8/chartex" xmlns:cx2="http://schemas.microsoft.com/office/drawing/2015/10/21/chartex" xmlns:cx3="http://schemas.microsoft.com/office/drawing/2016/5/9/chartex" xmlns:cx4="http://schemas.microsoft.com/office/drawing/2016/5/10/chartex" xmlns:cx5="http://schemas.microsoft.com/office/drawing/2016/5/11/chartex" xmlns:cx6="http://schemas.microsoft.com/office/drawing/2016/5/12/chartex" xmlns:cx7="http://schemas.microsoft.com/office/drawing/2016/5/13/chartex" xmlns:cx8="http://schemas.microsoft.com/office/drawing/2016/5/14/chartex" xmlns:mc="http://schemas.openxmlformats.org/markup-compatibility/2006" xmlns:aink="http://schemas.microsoft.com/office/drawing/2016/ink" xmlns:am3d="http://schemas.microsoft.com/office/drawing/2017/model3d" xmlns:o="urn:schemas-microsoft-com:office:office" xmlns:oel="http://schemas.microsoft.com/office/2019/extlst" xmlns:r="http://schemas.openxmlformats.org/officeDocument/2006/relationships" xmlns:m="http://schemas.openxmlformats.org/officeDocument/2006/math" xmlns:v="urn:schemas-microsoft-com:vml" xmlns:wp14="http://schemas.microsoft.com/office/word/2010/wordprocessingDrawing" xmlns:wp="http://schemas.openxmlformats.org/drawingml/2006/wordprocessingDrawing" xmlns:w10="urn:schemas-microsoft-com:office:word" xmlns:w="http://schemas.openxmlformats.org/wordprocessingml/2006/main" xmlns:w14="http://schemas.microsoft.com/office/word/2010/wordml" xmlns:w15="http://schemas.microsoft.com/office/word/2012/wordml" xmlns:w16cex="http://schemas.microsoft.com/office/word/2018/wordml/cex" xmlns:w16cid="http://schemas.microsoft.com/office/word/2016/wordml/cid" xmlns:w16="http://schemas.microsoft.com/office/word/2018/wordml" xmlns:w16du="http://schemas.microsoft.com/office/word/2023/wordml/word16du" xmlns:w16sdtdh="http://schemas.microsoft.com/office/word/2020/wordml/sdtdatahash" xmlns:w16sdtfl="http://schemas.microsoft.com/office/word/2024/wordml/sdtformatlock" xmlns:w16se="http://schemas.microsoft.com/office/word/2015/wordml/symex" xmlns:wpg="http://schemas.microsoft.com/office/word/2010/wordprocessingGroup" xmlns:wpi="http://schemas.microsoft.com/office/word/2010/wordprocessingInk" xmlns:wne="http://schemas.microsoft.com/office/word/2006/wordml" xmlns:wps="http://schemas.microsoft.com/office/word/2010/wordprocessingShape" mc:Ignorable="w14 w15 w16se w16cid w16 w16cex w16sdtdh w16sdtfl w16du wp14">
+<w:hdr xmlns:wpc="http://schemas.microsoft.com/office/word/2010/wordprocessingCanvas" xmlns:cx="http://schemas.microsoft.com/office/drawing/2014/chartex" xmlns:cx1="http://schemas.microsoft.com/office/drawing/2015/9/8/chartex" xmlns:cx2="http://schemas.microsoft.com/office/drawing/2015/10/21/chartex" xmlns:cx3="http://schemas.microsoft.com/office/drawing/2016/5/9/chartex" xmlns:cx4="http://schemas.microsoft.com/office/drawing/2016/5/10/chartex" xmlns:cx5="http://schemas.microsoft.com/office/drawing/2016/5/11/chartex" xmlns:cx6="http://schemas.microsoft.com/office/drawing/2016/5/12/chartex" xmlns:cx7="http://schemas.microsoft.com/office/drawing/2016/5/13/chartex" xmlns:cx8="http://schemas.microsoft.com/office/drawing/2016/5/14/chartex" xmlns:mc="http://schemas.openxmlformats.org/markup-compatibility/2006" xmlns:aink="http://schemas.microsoft.com/office/drawing/2016/ink" xmlns:am3d="http://schemas.microsoft.com/office/drawing/2017/model3d" xmlns:o="urn:schemas-microsoft-com:office:office" xmlns:oel="http://schemas.microsoft.com/office/2019/extlst" xmlns:r="http://schemas.openxmlformats.org/officeDocument/2006/relationships" xmlns:m="http://schemas.openxmlformats.org/officeDocument/2006/math" xmlns:v="urn:schemas-microsoft-com:vml" xmlns:wp14="http://schemas.microsoft.com/office/word/2010/wordprocessingDrawing" xmlns:wp="http://schemas.openxmlformats.org/drawingml/2006/wordprocessingDrawing" xmlns:w10="urn:schemas-microsoft-com:office:word" xmlns:w="http://schemas.openxmlformats.org/wordprocessingml/2006/main" xmlns:w14="http://schemas.microsoft.com/office/word/2010/wordml" xmlns:w15="http://schemas.microsoft.com/office/word/2012/wordml" xmlns:w16cei="http://schemas.microsoft.com/office/word/2026/wordml/cei" xmlns:w16cex="http://schemas.microsoft.com/office/word/2018/wordml/cex" xmlns:w16cid="http://schemas.microsoft.com/office/word/2016/wordml/cid" xmlns:w16="http://schemas.microsoft.com/office/word/2018/wordml" xmlns:w16du="http://schemas.microsoft.com/office/word/2023/wordml/word16du" xmlns:w16sdtdh="http://schemas.microsoft.com/office/word/2020/wordml/sdtdatahash" xmlns:w16sdtfl="http://schemas.microsoft.com/office/word/2024/wordml/sdtformatlock" xmlns:w16se="http://schemas.microsoft.com/office/word/2015/wordml/symex" xmlns:wpg="http://schemas.microsoft.com/office/word/2010/wordprocessingGroup" xmlns:wpi="http://schemas.microsoft.com/office/word/2010/wordprocessingInk" xmlns:wne="http://schemas.microsoft.com/office/word/2006/wordml" xmlns:wps="http://schemas.microsoft.com/office/word/2010/wordprocessingShape" mc:Ignorable="w14 w15 w16se w16cid w16 w16cex w16sdtdh w16sdtfl w16du wp14">
   <w:p>
     <w:pPr>
       <w:pStyle w:val="Header"/>
@@ -2535,7 +3900,7 @@
 </file>
 
 <file path=word/header3.xml><?xml version="1.0" encoding="utf-8"?>
-<w:hdr xmlns:wpc="http://schemas.microsoft.com/office/word/2010/wordprocessingCanvas" xmlns:cx="http://schemas.microsoft.com/office/drawing/2014/chartex" xmlns:cx1="http://schemas.microsoft.com/office/drawing/2015/9/8/chartex" xmlns:cx2="http://schemas.microsoft.com/office/drawing/2015/10/21/chartex" xmlns:cx3="http://schemas.microsoft.com/office/drawing/2016/5/9/chartex" xmlns:cx4="http://schemas.microsoft.com/office/drawing/2016/5/10/chartex" xmlns:cx5="http://schemas.microsoft.com/office/drawing/2016/5/11/chartex" xmlns:cx6="http://schemas.microsoft.com/office/drawing/2016/5/12/chartex" xmlns:cx7="http://schemas.microsoft.com/office/drawing/2016/5/13/chartex" xmlns:cx8="http://schemas.microsoft.com/office/drawing/2016/5/14/chartex" xmlns:mc="http://schemas.openxmlformats.org/markup-compatibility/2006" xmlns:aink="http://schemas.microsoft.com/office/drawing/2016/ink" xmlns:am3d="http://schemas.microsoft.com/office/drawing/2017/model3d" xmlns:o="urn:schemas-microsoft-com:office:office" xmlns:oel="http://schemas.microsoft.com/office/2019/extlst" xmlns:r="http://schemas.openxmlformats.org/officeDocument/2006/relationships" xmlns:m="http://schemas.openxmlformats.org/officeDocument/2006/math" xmlns:v="urn:schemas-microsoft-com:vml" xmlns:wp14="http://schemas.microsoft.com/office/word/2010/wordprocessingDrawing" xmlns:wp="http://schemas.openxmlformats.org/drawingml/2006/wordprocessingDrawing" xmlns:w10="urn:schemas-microsoft-com:office:word" xmlns:w="http://schemas.openxmlformats.org/wordprocessingml/2006/main" xmlns:w14="http://schemas.microsoft.com/office/word/2010/wordml" xmlns:w15="http://schemas.microsoft.com/office/word/2012/wordml" xmlns:w16cex="http://schemas.microsoft.com/office/word/2018/wordml/cex" xmlns:w16cid="http://schemas.microsoft.com/office/word/2016/wordml/cid" xmlns:w16="http://schemas.microsoft.com/office/word/2018/wordml" xmlns:w16du="http://schemas.microsoft.com/office/word/2023/wordml/word16du" xmlns:w16sdtdh="http://schemas.microsoft.com/office/word/2020/wordml/sdtdatahash" xmlns:w16sdtfl="http://schemas.microsoft.com/office/word/2024/wordml/sdtformatlock" xmlns:w16se="http://schemas.microsoft.com/office/word/2015/wordml/symex" xmlns:wpg="http://schemas.microsoft.com/office/word/2010/wordprocessingGroup" xmlns:wpi="http://schemas.microsoft.com/office/word/2010/wordprocessingInk" xmlns:wne="http://schemas.microsoft.com/office/word/2006/wordml" xmlns:wps="http://schemas.microsoft.com/office/word/2010/wordprocessingShape" mc:Ignorable="w14 w15 w16se w16cid w16 w16cex w16sdtdh w16sdtfl w16du wp14">
+<w:hdr xmlns:wpc="http://schemas.microsoft.com/office/word/2010/wordprocessingCanvas" xmlns:cx="http://schemas.microsoft.com/office/drawing/2014/chartex" xmlns:cx1="http://schemas.microsoft.com/office/drawing/2015/9/8/chartex" xmlns:cx2="http://schemas.microsoft.com/office/drawing/2015/10/21/chartex" xmlns:cx3="http://schemas.microsoft.com/office/drawing/2016/5/9/chartex" xmlns:cx4="http://schemas.microsoft.com/office/drawing/2016/5/10/chartex" xmlns:cx5="http://schemas.microsoft.com/office/drawing/2016/5/11/chartex" xmlns:cx6="http://schemas.microsoft.com/office/drawing/2016/5/12/chartex" xmlns:cx7="http://schemas.microsoft.com/office/drawing/2016/5/13/chartex" xmlns:cx8="http://schemas.microsoft.com/office/drawing/2016/5/14/chartex" xmlns:mc="http://schemas.openxmlformats.org/markup-compatibility/2006" xmlns:aink="http://schemas.microsoft.com/office/drawing/2016/ink" xmlns:am3d="http://schemas.microsoft.com/office/drawing/2017/model3d" xmlns:o="urn:schemas-microsoft-com:office:office" xmlns:oel="http://schemas.microsoft.com/office/2019/extlst" xmlns:r="http://schemas.openxmlformats.org/officeDocument/2006/relationships" xmlns:m="http://schemas.openxmlformats.org/officeDocument/2006/math" xmlns:v="urn:schemas-microsoft-com:vml" xmlns:wp14="http://schemas.microsoft.com/office/word/2010/wordprocessingDrawing" xmlns:wp="http://schemas.openxmlformats.org/drawingml/2006/wordprocessingDrawing" xmlns:w10="urn:schemas-microsoft-com:office:word" xmlns:w="http://schemas.openxmlformats.org/wordprocessingml/2006/main" xmlns:w14="http://schemas.microsoft.com/office/word/2010/wordml" xmlns:w15="http://schemas.microsoft.com/office/word/2012/wordml" xmlns:w16cei="http://schemas.microsoft.com/office/word/2026/wordml/cei" xmlns:w16cex="http://schemas.microsoft.com/office/word/2018/wordml/cex" xmlns:w16cid="http://schemas.microsoft.com/office/word/2016/wordml/cid" xmlns:w16="http://schemas.microsoft.com/office/word/2018/wordml" xmlns:w16du="http://schemas.microsoft.com/office/word/2023/wordml/word16du" xmlns:w16sdtdh="http://schemas.microsoft.com/office/word/2020/wordml/sdtdatahash" xmlns:w16sdtfl="http://schemas.microsoft.com/office/word/2024/wordml/sdtformatlock" xmlns:w16se="http://schemas.microsoft.com/office/word/2015/wordml/symex" xmlns:wpg="http://schemas.microsoft.com/office/word/2010/wordprocessingGroup" xmlns:wpi="http://schemas.microsoft.com/office/word/2010/wordprocessingInk" xmlns:wne="http://schemas.microsoft.com/office/word/2006/wordml" xmlns:wps="http://schemas.microsoft.com/office/word/2010/wordprocessingShape" mc:Ignorable="w14 w15 w16se w16cid w16 w16cex w16sdtdh w16sdtfl w16du wp14">
   <w:p>
     <w:pPr>
       <w:pStyle w:val="Header"/>
@@ -2665,7 +4030,7 @@
 </file>
 
 <file path=word/numbering.xml><?xml version="1.0" encoding="utf-8"?>
-<w:numbering xmlns:wpc="http://schemas.microsoft.com/office/word/2010/wordprocessingCanvas" xmlns:cx="http://schemas.microsoft.com/office/drawing/2014/chartex" xmlns:cx1="http://schemas.microsoft.com/office/drawing/2015/9/8/chartex" xmlns:cx2="http://schemas.microsoft.com/office/drawing/2015/10/21/chartex" xmlns:cx3="http://schemas.microsoft.com/office/drawing/2016/5/9/chartex" xmlns:cx4="http://schemas.microsoft.com/office/drawing/2016/5/10/chartex" xmlns:cx5="http://schemas.microsoft.com/office/drawing/2016/5/11/chartex" xmlns:cx6="http://schemas.microsoft.com/office/drawing/2016/5/12/chartex" xmlns:cx7="http://schemas.microsoft.com/office/drawing/2016/5/13/chartex" xmlns:cx8="http://schemas.microsoft.com/office/drawing/2016/5/14/chartex" xmlns:mc="http://schemas.openxmlformats.org/markup-compatibility/2006" xmlns:aink="http://schemas.microsoft.com/office/drawing/2016/ink" xmlns:am3d="http://schemas.microsoft.com/office/drawing/2017/model3d" xmlns:o="urn:schemas-microsoft-com:office:office" xmlns:oel="http://schemas.microsoft.com/office/2019/extlst" xmlns:r="http://schemas.openxmlformats.org/officeDocument/2006/relationships" xmlns:m="http://schemas.openxmlformats.org/officeDocument/2006/math" xmlns:v="urn:schemas-microsoft-com:vml" xmlns:wp14="http://schemas.microsoft.com/office/word/2010/wordprocessingDrawing" xmlns:wp="http://schemas.openxmlformats.org/drawingml/2006/wordprocessingDrawing" xmlns:w10="urn:schemas-microsoft-com:office:word" xmlns:w="http://schemas.openxmlformats.org/wordprocessingml/2006/main" xmlns:w14="http://schemas.microsoft.com/office/word/2010/wordml" xmlns:w15="http://schemas.microsoft.com/office/word/2012/wordml" xmlns:w16cex="http://schemas.microsoft.com/office/word/2018/wordml/cex" xmlns:w16cid="http://schemas.microsoft.com/office/word/2016/wordml/cid" xmlns:w16="http://schemas.microsoft.com/office/word/2018/wordml" xmlns:w16du="http://schemas.microsoft.com/office/word/2023/wordml/word16du" xmlns:w16sdtdh="http://schemas.microsoft.com/office/word/2020/wordml/sdtdatahash" xmlns:w16sdtfl="http://schemas.microsoft.com/office/word/2024/wordml/sdtformatlock" xmlns:w16se="http://schemas.microsoft.com/office/word/2015/wordml/symex" xmlns:wpg="http://schemas.microsoft.com/office/word/2010/wordprocessingGroup" xmlns:wpi="http://schemas.microsoft.com/office/word/2010/wordprocessingInk" xmlns:wne="http://schemas.microsoft.com/office/word/2006/wordml" xmlns:wps="http://schemas.microsoft.com/office/word/2010/wordprocessingShape" mc:Ignorable="w14 w15 w16se w16cid w16 w16cex w16sdtdh w16sdtfl w16du wp14">
+<w:numbering xmlns:wpc="http://schemas.microsoft.com/office/word/2010/wordprocessingCanvas" xmlns:cx="http://schemas.microsoft.com/office/drawing/2014/chartex" xmlns:cx1="http://schemas.microsoft.com/office/drawing/2015/9/8/chartex" xmlns:cx2="http://schemas.microsoft.com/office/drawing/2015/10/21/chartex" xmlns:cx3="http://schemas.microsoft.com/office/drawing/2016/5/9/chartex" xmlns:cx4="http://schemas.microsoft.com/office/drawing/2016/5/10/chartex" xmlns:cx5="http://schemas.microsoft.com/office/drawing/2016/5/11/chartex" xmlns:cx6="http://schemas.microsoft.com/office/drawing/2016/5/12/chartex" xmlns:cx7="http://schemas.microsoft.com/office/drawing/2016/5/13/chartex" xmlns:cx8="http://schemas.microsoft.com/office/drawing/2016/5/14/chartex" xmlns:mc="http://schemas.openxmlformats.org/markup-compatibility/2006" xmlns:aink="http://schemas.microsoft.com/office/drawing/2016/ink" xmlns:am3d="http://schemas.microsoft.com/office/drawing/2017/model3d" xmlns:o="urn:schemas-microsoft-com:office:office" xmlns:oel="http://schemas.microsoft.com/office/2019/extlst" xmlns:r="http://schemas.openxmlformats.org/officeDocument/2006/relationships" xmlns:m="http://schemas.openxmlformats.org/officeDocument/2006/math" xmlns:v="urn:schemas-microsoft-com:vml" xmlns:wp14="http://schemas.microsoft.com/office/word/2010/wordprocessingDrawing" xmlns:wp="http://schemas.openxmlformats.org/drawingml/2006/wordprocessingDrawing" xmlns:w10="urn:schemas-microsoft-com:office:word" xmlns:w="http://schemas.openxmlformats.org/wordprocessingml/2006/main" xmlns:w14="http://schemas.microsoft.com/office/word/2010/wordml" xmlns:w15="http://schemas.microsoft.com/office/word/2012/wordml" xmlns:w16cei="http://schemas.microsoft.com/office/word/2026/wordml/cei" xmlns:w16cex="http://schemas.microsoft.com/office/word/2018/wordml/cex" xmlns:w16cid="http://schemas.microsoft.com/office/word/2016/wordml/cid" xmlns:w16="http://schemas.microsoft.com/office/word/2018/wordml" xmlns:w16du="http://schemas.microsoft.com/office/word/2023/wordml/word16du" xmlns:w16sdtdh="http://schemas.microsoft.com/office/word/2020/wordml/sdtdatahash" xmlns:w16sdtfl="http://schemas.microsoft.com/office/word/2024/wordml/sdtformatlock" xmlns:w16se="http://schemas.microsoft.com/office/word/2015/wordml/symex" xmlns:wpg="http://schemas.microsoft.com/office/word/2010/wordprocessingGroup" xmlns:wpi="http://schemas.microsoft.com/office/word/2010/wordprocessingInk" xmlns:wne="http://schemas.microsoft.com/office/word/2006/wordml" xmlns:wps="http://schemas.microsoft.com/office/word/2010/wordprocessingShape" mc:Ignorable="w14 w15 w16se w16cid w16 w16cex w16sdtdh w16sdtfl w16du wp14">
   <w:abstractNum w:abstractNumId="0" w15:restartNumberingAfterBreak="0">
     <w:nsid w:val="043B724E"/>
     <w:multiLevelType w:val="hybridMultilevel"/>
@@ -7134,7 +8499,6 @@
   <w:style w:type="character" w:default="1" w:styleId="DefaultParagraphFont">
     <w:name w:val="Default Paragraph Font"/>
     <w:uiPriority w:val="1"/>
-    <w:semiHidden/>
     <w:unhideWhenUsed/>
   </w:style>
   <w:style w:type="table" w:default="1" w:styleId="TableNormal">
@@ -7875,6 +9239,28 @@
 </file>
 
 <file path=customXml/item1.xml><?xml version="1.0" encoding="utf-8"?>
+<p:properties xmlns:p="http://schemas.microsoft.com/office/2006/metadata/properties" xmlns:xsi="http://www.w3.org/2001/XMLSchema-instance" xmlns:pc="http://schemas.microsoft.com/office/infopath/2007/PartnerControls">
+  <documentManagement>
+    <_ip_UnifiedCompliancePolicyUIAction xmlns="http://schemas.microsoft.com/sharepoint/v3" xsi:nil="true"/>
+    <lcf76f155ced4ddcb4097134ff3c332f xmlns="b7fad248-bdcd-4271-9916-809a465982f7">
+      <Terms xmlns="http://schemas.microsoft.com/office/infopath/2007/PartnerControls"/>
+    </lcf76f155ced4ddcb4097134ff3c332f>
+    <_ip_UnifiedCompliancePolicyProperties xmlns="http://schemas.microsoft.com/sharepoint/v3" xsi:nil="true"/>
+    <TaxCatchAll xmlns="02435ef8-874b-49fb-b034-023fbc1b0e17" xsi:nil="true"/>
+  </documentManagement>
+</p:properties>
+</file>
+
+<file path=customXml/item2.xml><?xml version="1.0" encoding="utf-8"?>
+<?mso-contentType ?>
+<FormTemplates xmlns="http://schemas.microsoft.com/sharepoint/v3/contenttype/forms">
+  <Display>DocumentLibraryForm</Display>
+  <Edit>DocumentLibraryForm</Edit>
+  <New>DocumentLibraryForm</New>
+</FormTemplates>
+</file>
+
+<file path=customXml/item3.xml><?xml version="1.0" encoding="utf-8"?>
 <ct:contentTypeSchema xmlns:ct="http://schemas.microsoft.com/office/2006/metadata/contentType" xmlns:ma="http://schemas.microsoft.com/office/2006/metadata/properties/metaAttributes" ct:_="" ma:_="" ma:contentTypeName="Document" ma:contentTypeID="0x01010095B83DA6990E41418BCDB3837731DDD9" ma:contentTypeVersion="12" ma:contentTypeDescription="Create a new document." ma:contentTypeScope="" ma:versionID="9a0e40b26489cf95b92c0935470f1e05">
   <xsd:schema xmlns:xsd="http://www.w3.org/2001/XMLSchema" xmlns:xs="http://www.w3.org/2001/XMLSchema" xmlns:p="http://schemas.microsoft.com/office/2006/metadata/properties" xmlns:ns1="http://schemas.microsoft.com/sharepoint/v3" xmlns:ns2="b7fad248-bdcd-4271-9916-809a465982f7" xmlns:ns3="02435ef8-874b-49fb-b034-023fbc1b0e17" targetNamespace="http://schemas.microsoft.com/office/2006/metadata/properties" ma:root="true" ma:fieldsID="f5cd93c5e221519b9b0b4981d98a568c" ns1:_="" ns2:_="" ns3:_="">
     <xsd:import namespace="http://schemas.microsoft.com/sharepoint/v3"/>
@@ -8080,29 +9466,27 @@
 </ct:contentTypeSchema>
 </file>
 
-<file path=customXml/item2.xml><?xml version="1.0" encoding="utf-8"?>
-<?mso-contentType ?>
-<FormTemplates xmlns="http://schemas.microsoft.com/sharepoint/v3/contenttype/forms">
-  <Display>DocumentLibraryForm</Display>
-  <Edit>DocumentLibraryForm</Edit>
-  <New>DocumentLibraryForm</New>
-</FormTemplates>
+<file path=customXml/itemProps1.xml><?xml version="1.0" encoding="utf-8"?>
+<ds:datastoreItem xmlns:ds="http://schemas.openxmlformats.org/officeDocument/2006/customXml" ds:itemID="{451C2406-06F5-4301-9967-C40BCABE7AD8}">
+  <ds:schemaRefs>
+    <ds:schemaRef ds:uri="http://schemas.microsoft.com/office/2006/metadata/properties"/>
+    <ds:schemaRef ds:uri="http://schemas.microsoft.com/office/infopath/2007/PartnerControls"/>
+    <ds:schemaRef ds:uri="http://schemas.microsoft.com/sharepoint/v3"/>
+    <ds:schemaRef ds:uri="b7fad248-bdcd-4271-9916-809a465982f7"/>
+    <ds:schemaRef ds:uri="02435ef8-874b-49fb-b034-023fbc1b0e17"/>
+  </ds:schemaRefs>
+</ds:datastoreItem>
 </file>
 
-<file path=customXml/item3.xml><?xml version="1.0" encoding="utf-8"?>
-<p:properties xmlns:p="http://schemas.microsoft.com/office/2006/metadata/properties" xmlns:xsi="http://www.w3.org/2001/XMLSchema-instance" xmlns:pc="http://schemas.microsoft.com/office/infopath/2007/PartnerControls">
-  <documentManagement>
-    <_ip_UnifiedCompliancePolicyUIAction xmlns="http://schemas.microsoft.com/sharepoint/v3" xsi:nil="true"/>
-    <lcf76f155ced4ddcb4097134ff3c332f xmlns="b7fad248-bdcd-4271-9916-809a465982f7">
-      <Terms xmlns="http://schemas.microsoft.com/office/infopath/2007/PartnerControls"/>
-    </lcf76f155ced4ddcb4097134ff3c332f>
-    <_ip_UnifiedCompliancePolicyProperties xmlns="http://schemas.microsoft.com/sharepoint/v3" xsi:nil="true"/>
-    <TaxCatchAll xmlns="02435ef8-874b-49fb-b034-023fbc1b0e17" xsi:nil="true"/>
-  </documentManagement>
-</p:properties>
+<file path=customXml/itemProps2.xml><?xml version="1.0" encoding="utf-8"?>
+<ds:datastoreItem xmlns:ds="http://schemas.openxmlformats.org/officeDocument/2006/customXml" ds:itemID="{891417BF-93F5-4F68-A276-BE80032FE8B6}">
+  <ds:schemaRefs>
+    <ds:schemaRef ds:uri="http://schemas.microsoft.com/sharepoint/v3/contenttype/forms"/>
+  </ds:schemaRefs>
+</ds:datastoreItem>
 </file>
 
-<file path=customXml/itemProps1.xml><?xml version="1.0" encoding="utf-8"?>
+<file path=customXml/itemProps3.xml><?xml version="1.0" encoding="utf-8"?>
 <ds:datastoreItem xmlns:ds="http://schemas.openxmlformats.org/officeDocument/2006/customXml" ds:itemID="{C936C116-FB31-4FEA-9B17-D53394B2065A}">
   <ds:schemaRefs>
     <ds:schemaRef ds:uri="http://schemas.microsoft.com/office/2006/metadata/contentType"/>
@@ -8120,24 +9504,4 @@
     <ds:schemaRef ds:uri="http://schemas.microsoft.com/internal/obd"/>
   </ds:schemaRefs>
 </ds:datastoreItem>
-</file>
-
-<file path=customXml/itemProps2.xml><?xml version="1.0" encoding="utf-8"?>
-<ds:datastoreItem xmlns:ds="http://schemas.openxmlformats.org/officeDocument/2006/customXml" ds:itemID="{891417BF-93F5-4F68-A276-BE80032FE8B6}">
-  <ds:schemaRefs>
-    <ds:schemaRef ds:uri="http://schemas.microsoft.com/sharepoint/v3/contenttype/forms"/>
-  </ds:schemaRefs>
-</ds:datastoreItem>
-</file>
-
-<file path=customXml/itemProps3.xml><?xml version="1.0" encoding="utf-8"?>
-<ds:datastoreItem xmlns:ds="http://schemas.openxmlformats.org/officeDocument/2006/customXml" ds:itemID="{451C2406-06F5-4301-9967-C40BCABE7AD8}">
-  <ds:schemaRefs>
-    <ds:schemaRef ds:uri="http://schemas.microsoft.com/office/2006/metadata/properties"/>
-    <ds:schemaRef ds:uri="http://schemas.microsoft.com/office/infopath/2007/PartnerControls"/>
-    <ds:schemaRef ds:uri="http://schemas.microsoft.com/sharepoint/v3"/>
-    <ds:schemaRef ds:uri="b7fad248-bdcd-4271-9916-809a465982f7"/>
-    <ds:schemaRef ds:uri="02435ef8-874b-49fb-b034-023fbc1b0e17"/>
-  </ds:schemaRefs>
-</ds:datastoreItem>
 </file>